--- a/DOCS_DA_CONVERTIRE/carracci_es.docx
+++ b/DOCS_DA_CONVERTIRE/carracci_es.docx
@@ -372,11 +372,10 @@
         <w:rPr>
           <w:noProof/>
         </w:rPr>
-        <w:lastRenderedPageBreak/>
         <w:drawing>
-          <wp:inline distT="0" distB="0" distL="0" distR="0" wp14:anchorId="19447CD9" wp14:editId="73765AEF">
-            <wp:extent cx="3329940" cy="7400110"/>
-            <wp:effectExtent l="0" t="0" r="3810" b="0"/>
+          <wp:inline distT="0" distB="0" distL="0" distR="0" wp14:anchorId="19447CD9" wp14:editId="1A645BBF">
+            <wp:extent cx="2133600" cy="4741492"/>
+            <wp:effectExtent l="0" t="0" r="0" b="2540"/>
             <wp:docPr id="1572693688" name="Immagine 1"/>
             <wp:cNvGraphicFramePr>
               <a:graphicFrameLocks xmlns:a="http://schemas.openxmlformats.org/drawingml/2006/main" noChangeAspect="1"/>
@@ -397,7 +396,7 @@
                   <pic:spPr>
                     <a:xfrm>
                       <a:off x="0" y="0"/>
-                      <a:ext cx="3333233" cy="7407428"/>
+                      <a:ext cx="2145193" cy="4767256"/>
                     </a:xfrm>
                     <a:prstGeom prst="rect">
                       <a:avLst/>

--- a/DOCS_DA_CONVERTIRE/carracci_es.docx
+++ b/DOCS_DA_CONVERTIRE/carracci_es.docx
@@ -3,101 +3,2440 @@
 <w:document xmlns:wpc="http://schemas.microsoft.com/office/word/2010/wordprocessingCanvas" xmlns:cx="http://schemas.microsoft.com/office/drawing/2014/chartex" xmlns:cx1="http://schemas.microsoft.com/office/drawing/2015/9/8/chartex" xmlns:cx2="http://schemas.microsoft.com/office/drawing/2015/10/21/chartex" xmlns:cx3="http://schemas.microsoft.com/office/drawing/2016/5/9/chartex" xmlns:cx4="http://schemas.microsoft.com/office/drawing/2016/5/10/chartex" xmlns:cx5="http://schemas.microsoft.com/office/drawing/2016/5/11/chartex" xmlns:cx6="http://schemas.microsoft.com/office/drawing/2016/5/12/chartex" xmlns:cx7="http://schemas.microsoft.com/office/drawing/2016/5/13/chartex" xmlns:cx8="http://schemas.microsoft.com/office/drawing/2016/5/14/chartex" xmlns:mc="http://schemas.openxmlformats.org/markup-compatibility/2006" xmlns:aink="http://schemas.microsoft.com/office/drawing/2016/ink" xmlns:am3d="http://schemas.microsoft.com/office/drawing/2017/model3d" xmlns:o="urn:schemas-microsoft-com:office:office" xmlns:oel="http://schemas.microsoft.com/office/2019/extlst" xmlns:r="http://schemas.openxmlformats.org/officeDocument/2006/relationships" xmlns:m="http://schemas.openxmlformats.org/officeDocument/2006/math" xmlns:v="urn:schemas-microsoft-com:vml" xmlns:wp14="http://schemas.microsoft.com/office/word/2010/wordprocessingDrawing" xmlns:wp="http://schemas.openxmlformats.org/drawingml/2006/wordprocessingDrawing" xmlns:w10="urn:schemas-microsoft-com:office:word" xmlns:w="http://schemas.openxmlformats.org/wordprocessingml/2006/main" xmlns:w14="http://schemas.microsoft.com/office/word/2010/wordml" xmlns:w15="http://schemas.microsoft.com/office/word/2012/wordml" xmlns:w16cex="http://schemas.microsoft.com/office/word/2018/wordml/cex" xmlns:w16cid="http://schemas.microsoft.com/office/word/2016/wordml/cid" xmlns:w16="http://schemas.microsoft.com/office/word/2018/wordml" xmlns:w16du="http://schemas.microsoft.com/office/word/2023/wordml/word16du" xmlns:w16sdtdh="http://schemas.microsoft.com/office/word/2020/wordml/sdtdatahash" xmlns:w16sdtfl="http://schemas.microsoft.com/office/word/2024/wordml/sdtformatlock" xmlns:w16se="http://schemas.microsoft.com/office/word/2015/wordml/symex" xmlns:wpg="http://schemas.microsoft.com/office/word/2010/wordprocessingGroup" xmlns:wpi="http://schemas.microsoft.com/office/word/2010/wordprocessingInk" xmlns:wne="http://schemas.microsoft.com/office/word/2006/wordml" xmlns:wps="http://schemas.microsoft.com/office/word/2010/wordprocessingShape" mc:Ignorable="w14 w15 w16se w16cid w16 w16cex w16sdtdh w16sdtfl w16du wp14">
   <w:body>
     <w:p>
-      <w:r xmlns:w="http://schemas.openxmlformats.org/wordprocessingml/2006/main">
-        <w:t xml:space="preserve">Los resultados de la búsqueda indican que la dirección </w:t>
-      </w:r>
-      <w:r xmlns:w="http://schemas.openxmlformats.org/wordprocessingml/2006/main">
+      <w:r>
+        <w:t xml:space="preserve">La </w:t>
+      </w:r>
+      <w:proofErr w:type="spellStart"/>
+      <w:r>
+        <w:t>dirección</w:t>
+      </w:r>
+      <w:proofErr w:type="spellEnd"/>
+      <w:r>
+        <w:t xml:space="preserve"> Via San Carlo, 19 en </w:t>
+      </w:r>
+      <w:proofErr w:type="spellStart"/>
+      <w:r>
+        <w:t>Bolonia</w:t>
+      </w:r>
+      <w:proofErr w:type="spellEnd"/>
+      <w:r>
+        <w:t xml:space="preserve"> </w:t>
+      </w:r>
+      <w:proofErr w:type="spellStart"/>
+      <w:r>
+        <w:t>está</w:t>
+      </w:r>
+      <w:proofErr w:type="spellEnd"/>
+      <w:r>
+        <w:t xml:space="preserve"> </w:t>
+      </w:r>
+      <w:proofErr w:type="spellStart"/>
+      <w:r>
+        <w:t>vinculada</w:t>
+      </w:r>
+      <w:proofErr w:type="spellEnd"/>
+      <w:r>
+        <w:t xml:space="preserve"> a un </w:t>
+      </w:r>
+      <w:proofErr w:type="spellStart"/>
+      <w:r>
+        <w:t>inmueble</w:t>
+      </w:r>
+      <w:proofErr w:type="spellEnd"/>
+      <w:r>
+        <w:t xml:space="preserve"> </w:t>
+      </w:r>
+      <w:proofErr w:type="spellStart"/>
+      <w:r>
+        <w:t>históricamente</w:t>
+      </w:r>
+      <w:proofErr w:type="spellEnd"/>
+      <w:r>
+        <w:t xml:space="preserve"> </w:t>
+      </w:r>
+      <w:proofErr w:type="spellStart"/>
+      <w:r>
+        <w:t>denominado</w:t>
+      </w:r>
+      <w:proofErr w:type="spellEnd"/>
+      <w:r>
+        <w:t xml:space="preserve"> "Casa Carracci" (</w:t>
+      </w:r>
+      <w:proofErr w:type="spellStart"/>
+      <w:r>
+        <w:t>actualmente</w:t>
+      </w:r>
+      <w:proofErr w:type="spellEnd"/>
+      <w:r>
+        <w:t xml:space="preserve"> </w:t>
+      </w:r>
+      <w:proofErr w:type="spellStart"/>
+      <w:r>
+        <w:t>conocido</w:t>
+      </w:r>
+      <w:proofErr w:type="spellEnd"/>
+      <w:r>
+        <w:t xml:space="preserve"> </w:t>
+      </w:r>
+      <w:proofErr w:type="spellStart"/>
+      <w:r>
+        <w:t>también</w:t>
+      </w:r>
+      <w:proofErr w:type="spellEnd"/>
+      <w:r>
+        <w:t xml:space="preserve"> como "Casa Vacanze San Carlo" y </w:t>
+      </w:r>
+      <w:proofErr w:type="spellStart"/>
+      <w:r>
+        <w:t>destinado</w:t>
+      </w:r>
+      <w:proofErr w:type="spellEnd"/>
+      <w:r>
+        <w:t xml:space="preserve"> </w:t>
+      </w:r>
+      <w:proofErr w:type="gramStart"/>
+      <w:r>
+        <w:t>a</w:t>
+      </w:r>
+      <w:proofErr w:type="gramEnd"/>
+      <w:r>
+        <w:t xml:space="preserve"> </w:t>
+      </w:r>
+      <w:proofErr w:type="spellStart"/>
+      <w:r>
+        <w:t>alojamiento</w:t>
+      </w:r>
+      <w:proofErr w:type="spellEnd"/>
+      <w:r>
+        <w:t xml:space="preserve"> </w:t>
+      </w:r>
+      <w:proofErr w:type="spellStart"/>
+      <w:r>
+        <w:t>turístico</w:t>
+      </w:r>
+      <w:proofErr w:type="spellEnd"/>
+      <w:r>
+        <w:t>).</w:t>
+      </w:r>
+    </w:p>
+    <w:p>
+      <w:r>
+        <w:t xml:space="preserve">El edificio, </w:t>
+      </w:r>
+      <w:proofErr w:type="spellStart"/>
+      <w:r>
+        <w:t>protegido</w:t>
+      </w:r>
+      <w:proofErr w:type="spellEnd"/>
+      <w:r>
+        <w:t xml:space="preserve"> por la </w:t>
+      </w:r>
+      <w:proofErr w:type="spellStart"/>
+      <w:r>
+        <w:t>Superintendencia</w:t>
+      </w:r>
+      <w:proofErr w:type="spellEnd"/>
+      <w:r>
+        <w:t xml:space="preserve"> de Patrimonio Cultural, es </w:t>
+      </w:r>
+      <w:proofErr w:type="spellStart"/>
+      <w:r>
+        <w:t>identificado</w:t>
+      </w:r>
+      <w:proofErr w:type="spellEnd"/>
+      <w:r>
+        <w:t xml:space="preserve"> por la </w:t>
+      </w:r>
+      <w:proofErr w:type="spellStart"/>
+      <w:r>
+        <w:t>tradición</w:t>
+      </w:r>
+      <w:proofErr w:type="spellEnd"/>
+      <w:r>
+        <w:t xml:space="preserve"> </w:t>
+      </w:r>
+      <w:proofErr w:type="spellStart"/>
+      <w:r>
+        <w:t>local</w:t>
+      </w:r>
+      <w:proofErr w:type="spellEnd"/>
+      <w:r>
+        <w:t xml:space="preserve"> como uno de </w:t>
+      </w:r>
+      <w:proofErr w:type="spellStart"/>
+      <w:r>
+        <w:t>los</w:t>
+      </w:r>
+      <w:proofErr w:type="spellEnd"/>
+      <w:r>
+        <w:t xml:space="preserve"> </w:t>
+      </w:r>
+      <w:proofErr w:type="spellStart"/>
+      <w:r>
+        <w:t>lugares</w:t>
+      </w:r>
+      <w:proofErr w:type="spellEnd"/>
+      <w:r>
+        <w:t xml:space="preserve"> donde </w:t>
+      </w:r>
+      <w:proofErr w:type="spellStart"/>
+      <w:r>
+        <w:t>vivió</w:t>
+      </w:r>
+      <w:proofErr w:type="spellEnd"/>
+      <w:r>
+        <w:t xml:space="preserve"> y </w:t>
+      </w:r>
+      <w:proofErr w:type="spellStart"/>
+      <w:r>
+        <w:t>trabajó</w:t>
+      </w:r>
+      <w:proofErr w:type="spellEnd"/>
+      <w:r>
+        <w:t xml:space="preserve"> </w:t>
+      </w:r>
+      <w:proofErr w:type="spellStart"/>
+      <w:r>
+        <w:t>el</w:t>
+      </w:r>
+      <w:proofErr w:type="spellEnd"/>
+      <w:r>
+        <w:t xml:space="preserve"> pintor Ludovico Carracci (</w:t>
+      </w:r>
+      <w:proofErr w:type="spellStart"/>
+      <w:r>
+        <w:t>Bolonia</w:t>
+      </w:r>
+      <w:proofErr w:type="spellEnd"/>
+      <w:r>
+        <w:t xml:space="preserve">, 1555 – </w:t>
+      </w:r>
+      <w:proofErr w:type="spellStart"/>
+      <w:r>
+        <w:t>Bolonia</w:t>
+      </w:r>
+      <w:proofErr w:type="spellEnd"/>
+      <w:r>
+        <w:t xml:space="preserve">, 1619), </w:t>
+      </w:r>
+      <w:proofErr w:type="spellStart"/>
+      <w:r>
+        <w:t>así</w:t>
+      </w:r>
+      <w:proofErr w:type="spellEnd"/>
+      <w:r>
+        <w:t xml:space="preserve"> como una de </w:t>
+      </w:r>
+      <w:proofErr w:type="spellStart"/>
+      <w:r>
+        <w:t>las</w:t>
+      </w:r>
+      <w:proofErr w:type="spellEnd"/>
+      <w:r>
+        <w:t xml:space="preserve"> </w:t>
+      </w:r>
+      <w:proofErr w:type="spellStart"/>
+      <w:r>
+        <w:t>primeras</w:t>
+      </w:r>
+      <w:proofErr w:type="spellEnd"/>
+      <w:r>
+        <w:t xml:space="preserve"> </w:t>
+      </w:r>
+      <w:proofErr w:type="spellStart"/>
+      <w:r>
+        <w:t>sedes</w:t>
+      </w:r>
+      <w:proofErr w:type="spellEnd"/>
+      <w:r>
+        <w:t xml:space="preserve"> del </w:t>
+      </w:r>
+      <w:proofErr w:type="spellStart"/>
+      <w:r>
+        <w:t>taller</w:t>
+      </w:r>
+      <w:proofErr w:type="spellEnd"/>
+      <w:r>
+        <w:t xml:space="preserve"> de </w:t>
+      </w:r>
+      <w:proofErr w:type="spellStart"/>
+      <w:r>
+        <w:t>los</w:t>
+      </w:r>
+      <w:proofErr w:type="spellEnd"/>
+      <w:r>
+        <w:t xml:space="preserve"> </w:t>
+      </w:r>
+      <w:proofErr w:type="spellStart"/>
+      <w:r>
+        <w:t>tres</w:t>
+      </w:r>
+      <w:proofErr w:type="spellEnd"/>
+      <w:r>
+        <w:t xml:space="preserve"> </w:t>
+      </w:r>
+      <w:proofErr w:type="spellStart"/>
+      <w:r>
+        <w:t>primos</w:t>
+      </w:r>
+      <w:proofErr w:type="spellEnd"/>
+      <w:r>
+        <w:t xml:space="preserve"> Carracci (Ludovico, Agostino y Annibale), </w:t>
+      </w:r>
+      <w:proofErr w:type="spellStart"/>
+      <w:r>
+        <w:t>fundadores</w:t>
+      </w:r>
+      <w:proofErr w:type="spellEnd"/>
+      <w:r>
+        <w:t xml:space="preserve"> en 1582 de la Accademia dei Desiderosi (</w:t>
+      </w:r>
+      <w:proofErr w:type="spellStart"/>
+      <w:r>
+        <w:t>más</w:t>
+      </w:r>
+      <w:proofErr w:type="spellEnd"/>
+      <w:r>
+        <w:t xml:space="preserve"> tarde </w:t>
+      </w:r>
+      <w:proofErr w:type="spellStart"/>
+      <w:r>
+        <w:t>conocida</w:t>
+      </w:r>
+      <w:proofErr w:type="spellEnd"/>
+      <w:r>
+        <w:t xml:space="preserve"> como Accademia degli Incamminati).</w:t>
+      </w:r>
+    </w:p>
+    <w:p>
+      <w:r>
+        <w:rPr>
+          <w:noProof/>
+        </w:rPr>
+        <w:drawing>
+          <wp:inline distT="0" distB="0" distL="0" distR="0" wp14:anchorId="41C2E6F0" wp14:editId="6D2265B1">
+            <wp:extent cx="2788920" cy="5061649"/>
+            <wp:effectExtent l="0" t="0" r="0" b="5715"/>
+            <wp:docPr id="55266802" name="Immagine 2"/>
+            <wp:cNvGraphicFramePr>
+              <a:graphicFrameLocks xmlns:a="http://schemas.openxmlformats.org/drawingml/2006/main" noChangeAspect="1"/>
+            </wp:cNvGraphicFramePr>
+            <a:graphic xmlns:a="http://schemas.openxmlformats.org/drawingml/2006/main">
+              <a:graphicData uri="http://schemas.openxmlformats.org/drawingml/2006/picture">
+                <pic:pic xmlns:pic="http://schemas.openxmlformats.org/drawingml/2006/picture">
+                  <pic:nvPicPr>
+                    <pic:cNvPr id="55266802" name="Immagine 55266802"/>
+                    <pic:cNvPicPr/>
+                  </pic:nvPicPr>
+                  <pic:blipFill>
+                    <a:blip r:embed="rId5" cstate="print">
+                      <a:extLst>
+                        <a:ext uri="{28A0092B-C50C-407E-A947-70E740481C1C}">
+                          <a14:useLocalDpi xmlns:a14="http://schemas.microsoft.com/office/drawing/2010/main" val="0"/>
+                        </a:ext>
+                      </a:extLst>
+                    </a:blip>
+                    <a:stretch>
+                      <a:fillRect/>
+                    </a:stretch>
+                  </pic:blipFill>
+                  <pic:spPr>
+                    <a:xfrm>
+                      <a:off x="0" y="0"/>
+                      <a:ext cx="2796406" cy="5075235"/>
+                    </a:xfrm>
+                    <a:prstGeom prst="rect">
+                      <a:avLst/>
+                    </a:prstGeom>
+                  </pic:spPr>
+                </pic:pic>
+              </a:graphicData>
+            </a:graphic>
+          </wp:inline>
+        </w:drawing>
+      </w:r>
+    </w:p>
+    <w:p>
+      <w:r>
+        <w:t>[SPLIT_</w:t>
+      </w:r>
+      <w:proofErr w:type="gramStart"/>
+      <w:r>
+        <w:t>BLOCK:casa_sanCarlo_19.jpg</w:t>
+      </w:r>
+      <w:proofErr w:type="gramEnd"/>
+      <w:r>
+        <w:t>]</w:t>
+      </w:r>
+    </w:p>
+    <w:p/>
+    <w:p>
+      <w:proofErr w:type="spellStart"/>
+      <w:r>
         <w:rPr>
           <w:b/>
           <w:bCs/>
         </w:rPr>
-        <w:t xml:space="preserve">Via San Carlo, 19 en Bolonia </w:t>
-      </w:r>
-      <w:r xmlns:w="http://schemas.openxmlformats.org/wordprocessingml/2006/main">
-        <w:t xml:space="preserve">está asociada a una propiedad llamada </w:t>
-      </w:r>
-      <w:r xmlns:w="http://schemas.openxmlformats.org/wordprocessingml/2006/main">
+        <w:t>Aclaraciones</w:t>
+      </w:r>
+      <w:proofErr w:type="spellEnd"/>
+      <w:r>
         <w:rPr>
           <w:b/>
           <w:bCs/>
         </w:rPr>
-        <w:t xml:space="preserve">"Casa Carracci" </w:t>
-      </w:r>
-      <w:r xmlns:w="http://schemas.openxmlformats.org/wordprocessingml/2006/main">
-        <w:t xml:space="preserve">o "San Carlo Holiday House", que actualmente se alquila como alquiler vacacional.</w:t>
-      </w:r>
-    </w:p>
-    <w:p>
-      <w:r xmlns:w="http://schemas.openxmlformats.org/wordprocessingml/2006/main">
-        <w:t xml:space="preserve">Algunas fuentes mencionan que el edificio, un antiguo palacio del siglo XVIII o XIX llamado "Casa Carracci" y protegido por la Superintendencia de Bienes Culturales, se cree que es el lugar donde vivió </w:t>
-      </w:r>
-      <w:r xmlns:w="http://schemas.openxmlformats.org/wordprocessingml/2006/main">
+        <w:t xml:space="preserve"> </w:t>
+      </w:r>
+      <w:proofErr w:type="spellStart"/>
+      <w:r>
         <w:rPr>
           <w:b/>
           <w:bCs/>
         </w:rPr>
-        <w:t xml:space="preserve">Ludovico Carracci </w:t>
-      </w:r>
-      <w:r xmlns:w="http://schemas.openxmlformats.org/wordprocessingml/2006/main">
-        <w:t xml:space="preserve">de 1555 a 1609 y donde se encontraba uno de los laboratorios de los primos Carracci, fundadores de la </w:t>
-      </w:r>
-      <w:r xmlns:w="http://schemas.openxmlformats.org/wordprocessingml/2006/main">
+        <w:t>históricas</w:t>
+      </w:r>
+      <w:proofErr w:type="spellEnd"/>
+      <w:r>
         <w:rPr>
           <w:b/>
           <w:bCs/>
         </w:rPr>
-        <w:t xml:space="preserve">Accademia degli Incamminati </w:t>
-      </w:r>
-      <w:r xmlns:w="http://schemas.openxmlformats.org/wordprocessingml/2006/main">
-        <w:t xml:space="preserve">.</w:t>
-      </w:r>
-    </w:p>
-    <w:p>
-      <w:r xmlns:w="http://schemas.openxmlformats.org/wordprocessingml/2006/main">
-        <w:t xml:space="preserve">Es importante señalar que, históricamente, la casa Carracci (también en referencia a Agostino y Annibale) a menudo se asocia también con </w:t>
-      </w:r>
-      <w:r xmlns:w="http://schemas.openxmlformats.org/wordprocessingml/2006/main">
+        <w:t xml:space="preserve"> y </w:t>
+      </w:r>
+      <w:proofErr w:type="spellStart"/>
+      <w:r>
         <w:rPr>
           <w:b/>
           <w:bCs/>
         </w:rPr>
-        <w:t xml:space="preserve">Via Rolandino, 1 </w:t>
-      </w:r>
-      <w:r xmlns:w="http://schemas.openxmlformats.org/wordprocessingml/2006/main">
-        <w:t xml:space="preserve">(la llamada "Casa </w:t>
-      </w:r>
-      <w:proofErr xmlns:w="http://schemas.openxmlformats.org/wordprocessingml/2006/main" w:type="spellStart"/>
-      <w:r xmlns:w="http://schemas.openxmlformats.org/wordprocessingml/2006/main">
-        <w:t xml:space="preserve">Berò </w:t>
-      </w:r>
-      <w:proofErr xmlns:w="http://schemas.openxmlformats.org/wordprocessingml/2006/main" w:type="spellEnd"/>
-      <w:r xmlns:w="http://schemas.openxmlformats.org/wordprocessingml/2006/main">
-        <w:t xml:space="preserve">Gradi" o "Casa </w:t>
-      </w:r>
-      <w:proofErr xmlns:w="http://schemas.openxmlformats.org/wordprocessingml/2006/main" w:type="spellStart"/>
-      <w:r xmlns:w="http://schemas.openxmlformats.org/wordprocessingml/2006/main">
-        <w:t xml:space="preserve">Berò </w:t>
-      </w:r>
-      <w:proofErr xmlns:w="http://schemas.openxmlformats.org/wordprocessingml/2006/main" w:type="spellEnd"/>
-      <w:r xmlns:w="http://schemas.openxmlformats.org/wordprocessingml/2006/main">
-        <w:t xml:space="preserve">detta dei Carracci"), que sufrió una restauración en el siglo XIX.</w:t>
-      </w:r>
+        <w:t>arquitectónicas</w:t>
+      </w:r>
+      <w:proofErr w:type="spellEnd"/>
     </w:p>
     <w:p>
-      <w:r xmlns:w="http://schemas.openxmlformats.org/wordprocessingml/2006/main">
-        <w:t xml:space="preserve">En resumen, la propiedad situada en </w:t>
-      </w:r>
-      <w:r xmlns:w="http://schemas.openxmlformats.org/wordprocessingml/2006/main">
+      <w:r>
+        <w:t xml:space="preserve">Para </w:t>
+      </w:r>
+      <w:proofErr w:type="spellStart"/>
+      <w:r>
+        <w:t>garantizar</w:t>
+      </w:r>
+      <w:proofErr w:type="spellEnd"/>
+      <w:r>
+        <w:t xml:space="preserve"> la </w:t>
+      </w:r>
+      <w:proofErr w:type="spellStart"/>
+      <w:r>
+        <w:t>precisión</w:t>
+      </w:r>
+      <w:proofErr w:type="spellEnd"/>
+      <w:r>
+        <w:t xml:space="preserve"> </w:t>
+      </w:r>
+      <w:proofErr w:type="spellStart"/>
+      <w:r>
+        <w:t>científica</w:t>
+      </w:r>
+      <w:proofErr w:type="spellEnd"/>
+      <w:r>
+        <w:t xml:space="preserve"> y divulgativa, es preciso </w:t>
+      </w:r>
+      <w:proofErr w:type="spellStart"/>
+      <w:r>
+        <w:t>señalar</w:t>
+      </w:r>
+      <w:proofErr w:type="spellEnd"/>
+      <w:r>
+        <w:t xml:space="preserve"> </w:t>
+      </w:r>
+      <w:proofErr w:type="spellStart"/>
+      <w:r>
+        <w:t>dos</w:t>
+      </w:r>
+      <w:proofErr w:type="spellEnd"/>
+      <w:r>
+        <w:t xml:space="preserve"> </w:t>
+      </w:r>
+      <w:proofErr w:type="spellStart"/>
+      <w:r>
+        <w:t>aspectos</w:t>
+      </w:r>
+      <w:proofErr w:type="spellEnd"/>
+      <w:r>
+        <w:t xml:space="preserve"> clave </w:t>
+      </w:r>
+      <w:proofErr w:type="spellStart"/>
+      <w:r>
+        <w:t>sobre</w:t>
+      </w:r>
+      <w:proofErr w:type="spellEnd"/>
+      <w:r>
+        <w:t xml:space="preserve"> </w:t>
+      </w:r>
+      <w:proofErr w:type="spellStart"/>
+      <w:r>
+        <w:t>el</w:t>
+      </w:r>
+      <w:proofErr w:type="spellEnd"/>
+      <w:r>
+        <w:t xml:space="preserve"> edificio de Via San Carlo, 19:</w:t>
+      </w:r>
+    </w:p>
+    <w:p>
+      <w:pPr>
+        <w:numPr>
+          <w:ilvl w:val="0"/>
+          <w:numId w:val="1"/>
+        </w:numPr>
+      </w:pPr>
+      <w:proofErr w:type="spellStart"/>
+      <w:r>
         <w:rPr>
           <w:b/>
           <w:bCs/>
         </w:rPr>
-        <w:t xml:space="preserve">Via San Carlo, 19 </w:t>
-      </w:r>
-      <w:r xmlns:w="http://schemas.openxmlformats.org/wordprocessingml/2006/main">
-        <w:t xml:space="preserve">se promociona como un apartamento vacacional ubicado en lo que se identifica como el edificio donde vivió y trabajó el pintor Ludovico Carracci.</w:t>
+        <w:lastRenderedPageBreak/>
+        <w:t>Precisión</w:t>
+      </w:r>
+      <w:proofErr w:type="spellEnd"/>
+      <w:r>
+        <w:rPr>
+          <w:b/>
+          <w:bCs/>
+        </w:rPr>
+        <w:t xml:space="preserve"> </w:t>
+      </w:r>
+      <w:proofErr w:type="spellStart"/>
+      <w:r>
+        <w:rPr>
+          <w:b/>
+          <w:bCs/>
+        </w:rPr>
+        <w:t>cronológica</w:t>
+      </w:r>
+      <w:proofErr w:type="spellEnd"/>
+      <w:r>
+        <w:rPr>
+          <w:b/>
+          <w:bCs/>
+        </w:rPr>
+        <w:t>:</w:t>
+      </w:r>
+      <w:r>
+        <w:t xml:space="preserve"> </w:t>
+      </w:r>
+      <w:proofErr w:type="spellStart"/>
+      <w:r>
+        <w:t>Ciertas</w:t>
+      </w:r>
+      <w:proofErr w:type="spellEnd"/>
+      <w:r>
+        <w:t xml:space="preserve"> </w:t>
+      </w:r>
+      <w:proofErr w:type="spellStart"/>
+      <w:r>
+        <w:t>guías</w:t>
+      </w:r>
+      <w:proofErr w:type="spellEnd"/>
+      <w:r>
+        <w:t xml:space="preserve"> </w:t>
+      </w:r>
+      <w:proofErr w:type="spellStart"/>
+      <w:r>
+        <w:t>turísticas</w:t>
+      </w:r>
+      <w:proofErr w:type="spellEnd"/>
+      <w:r>
+        <w:t xml:space="preserve"> </w:t>
+      </w:r>
+      <w:proofErr w:type="spellStart"/>
+      <w:r>
+        <w:t>indican</w:t>
+      </w:r>
+      <w:proofErr w:type="spellEnd"/>
+      <w:r>
+        <w:t xml:space="preserve"> </w:t>
+      </w:r>
+      <w:proofErr w:type="spellStart"/>
+      <w:r>
+        <w:t>erróneamente</w:t>
+      </w:r>
+      <w:proofErr w:type="spellEnd"/>
+      <w:r>
+        <w:t xml:space="preserve"> una estancia de Ludovico </w:t>
+      </w:r>
+      <w:proofErr w:type="spellStart"/>
+      <w:r>
+        <w:t>limitada</w:t>
+      </w:r>
+      <w:proofErr w:type="spellEnd"/>
+      <w:r>
+        <w:t xml:space="preserve"> al periodo 1555–1609. La </w:t>
+      </w:r>
+      <w:proofErr w:type="spellStart"/>
+      <w:r>
+        <w:t>cronología</w:t>
+      </w:r>
+      <w:proofErr w:type="spellEnd"/>
+      <w:r>
+        <w:t xml:space="preserve"> </w:t>
+      </w:r>
+      <w:proofErr w:type="spellStart"/>
+      <w:r>
+        <w:t>biográfica</w:t>
+      </w:r>
+      <w:proofErr w:type="spellEnd"/>
+      <w:r>
+        <w:t xml:space="preserve"> </w:t>
+      </w:r>
+      <w:proofErr w:type="spellStart"/>
+      <w:r>
+        <w:t>oficial</w:t>
+      </w:r>
+      <w:proofErr w:type="spellEnd"/>
+      <w:r>
+        <w:t xml:space="preserve"> documenta su </w:t>
+      </w:r>
+      <w:proofErr w:type="spellStart"/>
+      <w:r>
+        <w:t>nacimiento</w:t>
+      </w:r>
+      <w:proofErr w:type="spellEnd"/>
+      <w:r>
+        <w:t xml:space="preserve"> en </w:t>
+      </w:r>
+      <w:proofErr w:type="spellStart"/>
+      <w:r>
+        <w:t>Bolonia</w:t>
+      </w:r>
+      <w:proofErr w:type="spellEnd"/>
+      <w:r>
+        <w:t xml:space="preserve"> en 1555 y su </w:t>
+      </w:r>
+      <w:proofErr w:type="spellStart"/>
+      <w:r>
+        <w:t>fallecimiento</w:t>
+      </w:r>
+      <w:proofErr w:type="spellEnd"/>
+      <w:r>
+        <w:t xml:space="preserve"> en 1619.</w:t>
       </w:r>
     </w:p>
+    <w:p>
+      <w:pPr>
+        <w:numPr>
+          <w:ilvl w:val="0"/>
+          <w:numId w:val="1"/>
+        </w:numPr>
+      </w:pPr>
+      <w:proofErr w:type="spellStart"/>
+      <w:r>
+        <w:rPr>
+          <w:b/>
+          <w:bCs/>
+        </w:rPr>
+        <w:t>Evolución</w:t>
+      </w:r>
+      <w:proofErr w:type="spellEnd"/>
+      <w:r>
+        <w:rPr>
+          <w:b/>
+          <w:bCs/>
+        </w:rPr>
+        <w:t xml:space="preserve"> </w:t>
+      </w:r>
+      <w:proofErr w:type="spellStart"/>
+      <w:r>
+        <w:rPr>
+          <w:b/>
+          <w:bCs/>
+        </w:rPr>
+        <w:t>estructural</w:t>
+      </w:r>
+      <w:proofErr w:type="spellEnd"/>
+      <w:r>
+        <w:rPr>
+          <w:b/>
+          <w:bCs/>
+        </w:rPr>
+        <w:t>:</w:t>
+      </w:r>
+      <w:r>
+        <w:t xml:space="preserve"> La </w:t>
+      </w:r>
+      <w:proofErr w:type="spellStart"/>
+      <w:r>
+        <w:t>edificación</w:t>
+      </w:r>
+      <w:proofErr w:type="spellEnd"/>
+      <w:r>
+        <w:t xml:space="preserve"> </w:t>
+      </w:r>
+      <w:proofErr w:type="spellStart"/>
+      <w:r>
+        <w:t>actual</w:t>
+      </w:r>
+      <w:proofErr w:type="spellEnd"/>
+      <w:r>
+        <w:t xml:space="preserve"> </w:t>
+      </w:r>
+      <w:proofErr w:type="spellStart"/>
+      <w:r>
+        <w:t>refleja</w:t>
+      </w:r>
+      <w:proofErr w:type="spellEnd"/>
+      <w:r>
+        <w:t xml:space="preserve"> </w:t>
+      </w:r>
+      <w:proofErr w:type="spellStart"/>
+      <w:r>
+        <w:t>intervenciones</w:t>
+      </w:r>
+      <w:proofErr w:type="spellEnd"/>
+      <w:r>
+        <w:t xml:space="preserve"> y </w:t>
+      </w:r>
+      <w:proofErr w:type="spellStart"/>
+      <w:r>
+        <w:t>reformas</w:t>
+      </w:r>
+      <w:proofErr w:type="spellEnd"/>
+      <w:r>
+        <w:t xml:space="preserve"> </w:t>
+      </w:r>
+      <w:proofErr w:type="spellStart"/>
+      <w:r>
+        <w:t>llevadas</w:t>
+      </w:r>
+      <w:proofErr w:type="spellEnd"/>
+      <w:r>
+        <w:t xml:space="preserve"> a </w:t>
+      </w:r>
+      <w:proofErr w:type="spellStart"/>
+      <w:r>
+        <w:t>cabo</w:t>
+      </w:r>
+      <w:proofErr w:type="spellEnd"/>
+      <w:r>
+        <w:t xml:space="preserve"> </w:t>
+      </w:r>
+      <w:proofErr w:type="spellStart"/>
+      <w:r>
+        <w:t>entre</w:t>
+      </w:r>
+      <w:proofErr w:type="spellEnd"/>
+      <w:r>
+        <w:t xml:space="preserve"> </w:t>
+      </w:r>
+      <w:proofErr w:type="spellStart"/>
+      <w:r>
+        <w:t>los</w:t>
+      </w:r>
+      <w:proofErr w:type="spellEnd"/>
+      <w:r>
+        <w:t xml:space="preserve"> </w:t>
+      </w:r>
+      <w:proofErr w:type="spellStart"/>
+      <w:r>
+        <w:t>siglos</w:t>
+      </w:r>
+      <w:proofErr w:type="spellEnd"/>
+      <w:r>
+        <w:t xml:space="preserve"> XVIII y XIX. Por tanto, la </w:t>
+      </w:r>
+      <w:proofErr w:type="spellStart"/>
+      <w:r>
+        <w:t>estructura</w:t>
+      </w:r>
+      <w:proofErr w:type="spellEnd"/>
+      <w:r>
+        <w:t xml:space="preserve"> </w:t>
+      </w:r>
+      <w:proofErr w:type="spellStart"/>
+      <w:r>
+        <w:t>contemporánea</w:t>
+      </w:r>
+      <w:proofErr w:type="spellEnd"/>
+      <w:r>
+        <w:t xml:space="preserve"> se erige </w:t>
+      </w:r>
+      <w:proofErr w:type="spellStart"/>
+      <w:r>
+        <w:t>sobre</w:t>
+      </w:r>
+      <w:proofErr w:type="spellEnd"/>
+      <w:r>
+        <w:t xml:space="preserve"> la </w:t>
+      </w:r>
+      <w:proofErr w:type="spellStart"/>
+      <w:r>
+        <w:t>parcela</w:t>
+      </w:r>
+      <w:proofErr w:type="spellEnd"/>
+      <w:r>
+        <w:t xml:space="preserve"> o incorpora </w:t>
+      </w:r>
+      <w:proofErr w:type="spellStart"/>
+      <w:r>
+        <w:t>elementos</w:t>
+      </w:r>
+      <w:proofErr w:type="spellEnd"/>
+      <w:r>
+        <w:t xml:space="preserve"> de un </w:t>
+      </w:r>
+      <w:proofErr w:type="spellStart"/>
+      <w:r>
+        <w:t>núcleo</w:t>
+      </w:r>
+      <w:proofErr w:type="spellEnd"/>
+      <w:r>
+        <w:t xml:space="preserve"> </w:t>
+      </w:r>
+      <w:proofErr w:type="spellStart"/>
+      <w:r>
+        <w:t>original</w:t>
+      </w:r>
+      <w:proofErr w:type="spellEnd"/>
+      <w:r>
+        <w:t xml:space="preserve"> del siglo XVI donde la </w:t>
+      </w:r>
+      <w:proofErr w:type="spellStart"/>
+      <w:r>
+        <w:t>familia</w:t>
+      </w:r>
+      <w:proofErr w:type="spellEnd"/>
+      <w:r>
+        <w:t xml:space="preserve"> Carracci, </w:t>
+      </w:r>
+      <w:proofErr w:type="spellStart"/>
+      <w:r>
+        <w:t>afincada</w:t>
+      </w:r>
+      <w:proofErr w:type="spellEnd"/>
+      <w:r>
+        <w:t xml:space="preserve"> en esta zona </w:t>
+      </w:r>
+      <w:proofErr w:type="spellStart"/>
+      <w:r>
+        <w:t>entre</w:t>
+      </w:r>
+      <w:proofErr w:type="spellEnd"/>
+      <w:r>
+        <w:t xml:space="preserve"> la </w:t>
+      </w:r>
+      <w:proofErr w:type="spellStart"/>
+      <w:r>
+        <w:t>cercana</w:t>
+      </w:r>
+      <w:proofErr w:type="spellEnd"/>
+      <w:r>
+        <w:t xml:space="preserve"> Via Riva di Reno y la Piazzetta della Pioggia, </w:t>
+      </w:r>
+      <w:proofErr w:type="spellStart"/>
+      <w:r>
+        <w:t>poseía</w:t>
+      </w:r>
+      <w:proofErr w:type="spellEnd"/>
+      <w:r>
+        <w:t xml:space="preserve"> </w:t>
+      </w:r>
+      <w:proofErr w:type="spellStart"/>
+      <w:r>
+        <w:t>talleres</w:t>
+      </w:r>
+      <w:proofErr w:type="spellEnd"/>
+      <w:r>
+        <w:t xml:space="preserve"> o </w:t>
+      </w:r>
+      <w:proofErr w:type="spellStart"/>
+      <w:r>
+        <w:t>viviendas</w:t>
+      </w:r>
+      <w:proofErr w:type="spellEnd"/>
+      <w:r>
+        <w:t>.</w:t>
+      </w:r>
+    </w:p>
+    <w:p>
+      <w:r>
+        <w:rPr>
+          <w:b/>
+          <w:bCs/>
+        </w:rPr>
+        <w:t xml:space="preserve">La sede </w:t>
+      </w:r>
+      <w:proofErr w:type="spellStart"/>
+      <w:r>
+        <w:rPr>
+          <w:b/>
+          <w:bCs/>
+        </w:rPr>
+        <w:t>histórica</w:t>
+      </w:r>
+      <w:proofErr w:type="spellEnd"/>
+      <w:r>
+        <w:rPr>
+          <w:b/>
+          <w:bCs/>
+        </w:rPr>
+        <w:t xml:space="preserve"> en Via Rolandino</w:t>
+      </w:r>
+    </w:p>
+    <w:p>
+      <w:proofErr w:type="spellStart"/>
+      <w:r>
+        <w:t>Desde</w:t>
+      </w:r>
+      <w:proofErr w:type="spellEnd"/>
+      <w:r>
+        <w:t xml:space="preserve"> la </w:t>
+      </w:r>
+      <w:proofErr w:type="spellStart"/>
+      <w:r>
+        <w:t>perspectiva</w:t>
+      </w:r>
+      <w:proofErr w:type="spellEnd"/>
+      <w:r>
+        <w:t xml:space="preserve"> de la </w:t>
+      </w:r>
+      <w:proofErr w:type="spellStart"/>
+      <w:r>
+        <w:t>documentación</w:t>
+      </w:r>
+      <w:proofErr w:type="spellEnd"/>
+      <w:r>
+        <w:t xml:space="preserve"> </w:t>
+      </w:r>
+      <w:proofErr w:type="spellStart"/>
+      <w:r>
+        <w:t>archivística</w:t>
+      </w:r>
+      <w:proofErr w:type="spellEnd"/>
+      <w:r>
+        <w:t xml:space="preserve"> y </w:t>
+      </w:r>
+      <w:proofErr w:type="spellStart"/>
+      <w:r>
+        <w:t>monumental</w:t>
+      </w:r>
+      <w:proofErr w:type="spellEnd"/>
+      <w:r>
+        <w:t xml:space="preserve"> de </w:t>
+      </w:r>
+      <w:proofErr w:type="spellStart"/>
+      <w:r>
+        <w:t>Bolonia</w:t>
+      </w:r>
+      <w:proofErr w:type="spellEnd"/>
+      <w:r>
+        <w:t xml:space="preserve">, </w:t>
+      </w:r>
+      <w:proofErr w:type="spellStart"/>
+      <w:r>
+        <w:t>el</w:t>
+      </w:r>
+      <w:proofErr w:type="spellEnd"/>
+      <w:r>
+        <w:t xml:space="preserve"> </w:t>
+      </w:r>
+      <w:proofErr w:type="spellStart"/>
+      <w:r>
+        <w:t>legado</w:t>
+      </w:r>
+      <w:proofErr w:type="spellEnd"/>
+      <w:r>
+        <w:t xml:space="preserve"> </w:t>
+      </w:r>
+      <w:proofErr w:type="spellStart"/>
+      <w:r>
+        <w:t>familiar</w:t>
+      </w:r>
+      <w:proofErr w:type="spellEnd"/>
+      <w:r>
+        <w:t xml:space="preserve"> y la </w:t>
+      </w:r>
+      <w:proofErr w:type="spellStart"/>
+      <w:r>
+        <w:t>actividad</w:t>
+      </w:r>
+      <w:proofErr w:type="spellEnd"/>
+      <w:r>
+        <w:t xml:space="preserve"> </w:t>
+      </w:r>
+      <w:proofErr w:type="spellStart"/>
+      <w:r>
+        <w:t>oficial</w:t>
+      </w:r>
+      <w:proofErr w:type="spellEnd"/>
+      <w:r>
+        <w:t xml:space="preserve"> de la Accademia degli Incamminati </w:t>
+      </w:r>
+      <w:proofErr w:type="spellStart"/>
+      <w:r>
+        <w:t>están</w:t>
+      </w:r>
+      <w:proofErr w:type="spellEnd"/>
+      <w:r>
+        <w:t xml:space="preserve"> </w:t>
+      </w:r>
+      <w:proofErr w:type="spellStart"/>
+      <w:r>
+        <w:t>vinculados</w:t>
+      </w:r>
+      <w:proofErr w:type="spellEnd"/>
+      <w:r>
+        <w:t xml:space="preserve"> principalmente a </w:t>
+      </w:r>
+      <w:proofErr w:type="spellStart"/>
+      <w:r>
+        <w:t>otro</w:t>
+      </w:r>
+      <w:proofErr w:type="spellEnd"/>
+      <w:r>
+        <w:t xml:space="preserve"> </w:t>
+      </w:r>
+      <w:proofErr w:type="spellStart"/>
+      <w:r>
+        <w:t>inmueble</w:t>
+      </w:r>
+      <w:proofErr w:type="spellEnd"/>
+      <w:r>
+        <w:t xml:space="preserve">: la </w:t>
+      </w:r>
+      <w:proofErr w:type="spellStart"/>
+      <w:r>
+        <w:t>llamada</w:t>
+      </w:r>
+      <w:proofErr w:type="spellEnd"/>
+      <w:r>
+        <w:t xml:space="preserve"> "Casa </w:t>
+      </w:r>
+      <w:proofErr w:type="spellStart"/>
+      <w:r>
+        <w:t>Berò</w:t>
+      </w:r>
+      <w:proofErr w:type="spellEnd"/>
+      <w:r>
+        <w:t xml:space="preserve"> Gradi" (o Casa </w:t>
+      </w:r>
+      <w:proofErr w:type="spellStart"/>
+      <w:r>
+        <w:t>Berò</w:t>
+      </w:r>
+      <w:proofErr w:type="spellEnd"/>
+      <w:r>
+        <w:t xml:space="preserve">, </w:t>
+      </w:r>
+      <w:proofErr w:type="spellStart"/>
+      <w:r>
+        <w:t>también</w:t>
+      </w:r>
+      <w:proofErr w:type="spellEnd"/>
+      <w:r>
+        <w:t xml:space="preserve"> </w:t>
+      </w:r>
+      <w:proofErr w:type="spellStart"/>
+      <w:r>
+        <w:t>conocida</w:t>
+      </w:r>
+      <w:proofErr w:type="spellEnd"/>
+      <w:r>
+        <w:t xml:space="preserve"> como Casa dei Carracci), </w:t>
+      </w:r>
+      <w:proofErr w:type="spellStart"/>
+      <w:r>
+        <w:t>situada</w:t>
+      </w:r>
+      <w:proofErr w:type="spellEnd"/>
+      <w:r>
+        <w:t xml:space="preserve"> en Via Rolandino, 1, </w:t>
+      </w:r>
+      <w:proofErr w:type="spellStart"/>
+      <w:r>
+        <w:t>objeto</w:t>
+      </w:r>
+      <w:proofErr w:type="spellEnd"/>
+      <w:r>
+        <w:t xml:space="preserve"> de </w:t>
+      </w:r>
+      <w:proofErr w:type="spellStart"/>
+      <w:r>
+        <w:t>importantes</w:t>
+      </w:r>
+      <w:proofErr w:type="spellEnd"/>
+      <w:r>
+        <w:t xml:space="preserve"> </w:t>
+      </w:r>
+      <w:proofErr w:type="spellStart"/>
+      <w:r>
+        <w:t>restauraciones</w:t>
+      </w:r>
+      <w:proofErr w:type="spellEnd"/>
+      <w:r>
+        <w:t xml:space="preserve"> en </w:t>
+      </w:r>
+      <w:proofErr w:type="spellStart"/>
+      <w:r>
+        <w:t>el</w:t>
+      </w:r>
+      <w:proofErr w:type="spellEnd"/>
+      <w:r>
+        <w:t xml:space="preserve"> siglo XIX.</w:t>
+      </w:r>
+    </w:p>
+    <w:p>
+      <w:r>
+        <w:rPr>
+          <w:noProof/>
+        </w:rPr>
+        <w:drawing>
+          <wp:inline distT="0" distB="0" distL="0" distR="0" wp14:anchorId="4E4E6375" wp14:editId="6EA234C6">
+            <wp:extent cx="6120130" cy="3974465"/>
+            <wp:effectExtent l="0" t="0" r="0" b="6985"/>
+            <wp:docPr id="582525503" name="Immagine 3"/>
+            <wp:cNvGraphicFramePr>
+              <a:graphicFrameLocks xmlns:a="http://schemas.openxmlformats.org/drawingml/2006/main" noChangeAspect="1"/>
+            </wp:cNvGraphicFramePr>
+            <a:graphic xmlns:a="http://schemas.openxmlformats.org/drawingml/2006/main">
+              <a:graphicData uri="http://schemas.openxmlformats.org/drawingml/2006/picture">
+                <pic:pic xmlns:pic="http://schemas.openxmlformats.org/drawingml/2006/picture">
+                  <pic:nvPicPr>
+                    <pic:cNvPr id="582525503" name="Immagine 582525503"/>
+                    <pic:cNvPicPr/>
+                  </pic:nvPicPr>
+                  <pic:blipFill>
+                    <a:blip r:embed="rId6" cstate="print">
+                      <a:extLst>
+                        <a:ext uri="{28A0092B-C50C-407E-A947-70E740481C1C}">
+                          <a14:useLocalDpi xmlns:a14="http://schemas.microsoft.com/office/drawing/2010/main" val="0"/>
+                        </a:ext>
+                      </a:extLst>
+                    </a:blip>
+                    <a:stretch>
+                      <a:fillRect/>
+                    </a:stretch>
+                  </pic:blipFill>
+                  <pic:spPr>
+                    <a:xfrm>
+                      <a:off x="0" y="0"/>
+                      <a:ext cx="6120130" cy="3974465"/>
+                    </a:xfrm>
+                    <a:prstGeom prst="rect">
+                      <a:avLst/>
+                    </a:prstGeom>
+                  </pic:spPr>
+                </pic:pic>
+              </a:graphicData>
+            </a:graphic>
+          </wp:inline>
+        </w:drawing>
+      </w:r>
+    </w:p>
+    <w:p>
+      <w:r>
+        <w:t>[SPLIT_</w:t>
+      </w:r>
+      <w:proofErr w:type="gramStart"/>
+      <w:r>
+        <w:t>BLOCK:casa_rolandino_1.jpg</w:t>
+      </w:r>
+      <w:proofErr w:type="gramEnd"/>
+      <w:r>
+        <w:t>]</w:t>
+      </w:r>
+    </w:p>
+    <w:p/>
+    <w:p>
+      <w:r>
+        <w:t xml:space="preserve">En </w:t>
+      </w:r>
+      <w:proofErr w:type="spellStart"/>
+      <w:r>
+        <w:t>resumen</w:t>
+      </w:r>
+      <w:proofErr w:type="spellEnd"/>
+      <w:r>
+        <w:t xml:space="preserve">, </w:t>
+      </w:r>
+      <w:proofErr w:type="spellStart"/>
+      <w:r>
+        <w:t>aunque</w:t>
+      </w:r>
+      <w:proofErr w:type="spellEnd"/>
+      <w:r>
+        <w:t xml:space="preserve"> </w:t>
+      </w:r>
+      <w:proofErr w:type="spellStart"/>
+      <w:r>
+        <w:t>el</w:t>
+      </w:r>
+      <w:proofErr w:type="spellEnd"/>
+      <w:r>
+        <w:t xml:space="preserve"> </w:t>
+      </w:r>
+      <w:proofErr w:type="spellStart"/>
+      <w:r>
+        <w:t>inmueble</w:t>
+      </w:r>
+      <w:proofErr w:type="spellEnd"/>
+      <w:r>
+        <w:t xml:space="preserve"> de Via San Carlo, 19 </w:t>
+      </w:r>
+      <w:proofErr w:type="spellStart"/>
+      <w:r>
+        <w:t>constituye</w:t>
+      </w:r>
+      <w:proofErr w:type="spellEnd"/>
+      <w:r>
+        <w:t xml:space="preserve"> un testimonio </w:t>
+      </w:r>
+      <w:proofErr w:type="spellStart"/>
+      <w:r>
+        <w:t>fundamental</w:t>
+      </w:r>
+      <w:proofErr w:type="spellEnd"/>
+      <w:r>
+        <w:t xml:space="preserve"> de la </w:t>
+      </w:r>
+      <w:proofErr w:type="spellStart"/>
+      <w:r>
+        <w:t>vinculación</w:t>
+      </w:r>
+      <w:proofErr w:type="spellEnd"/>
+      <w:r>
+        <w:t xml:space="preserve"> </w:t>
+      </w:r>
+      <w:proofErr w:type="spellStart"/>
+      <w:r>
+        <w:t>inicial</w:t>
+      </w:r>
+      <w:proofErr w:type="spellEnd"/>
+      <w:r>
+        <w:t xml:space="preserve"> de la </w:t>
+      </w:r>
+      <w:proofErr w:type="spellStart"/>
+      <w:r>
+        <w:t>familia</w:t>
+      </w:r>
+      <w:proofErr w:type="spellEnd"/>
+      <w:r>
+        <w:t xml:space="preserve"> Carracci con </w:t>
+      </w:r>
+      <w:proofErr w:type="spellStart"/>
+      <w:r>
+        <w:t>el</w:t>
+      </w:r>
+      <w:proofErr w:type="spellEnd"/>
+      <w:r>
+        <w:t xml:space="preserve"> </w:t>
+      </w:r>
+      <w:proofErr w:type="spellStart"/>
+      <w:r>
+        <w:t>antiguo</w:t>
+      </w:r>
+      <w:proofErr w:type="spellEnd"/>
+      <w:r>
+        <w:t xml:space="preserve"> barrio de </w:t>
+      </w:r>
+      <w:proofErr w:type="spellStart"/>
+      <w:r>
+        <w:t>los</w:t>
+      </w:r>
+      <w:proofErr w:type="spellEnd"/>
+      <w:r>
+        <w:t xml:space="preserve"> </w:t>
+      </w:r>
+      <w:proofErr w:type="spellStart"/>
+      <w:r>
+        <w:t>canales</w:t>
+      </w:r>
+      <w:proofErr w:type="spellEnd"/>
+      <w:r>
+        <w:t xml:space="preserve">, su </w:t>
+      </w:r>
+      <w:proofErr w:type="spellStart"/>
+      <w:r>
+        <w:t>interpretación</w:t>
+      </w:r>
+      <w:proofErr w:type="spellEnd"/>
+      <w:r>
+        <w:t xml:space="preserve"> </w:t>
+      </w:r>
+      <w:proofErr w:type="spellStart"/>
+      <w:r>
+        <w:t>histórica</w:t>
+      </w:r>
+      <w:proofErr w:type="spellEnd"/>
+      <w:r>
+        <w:t xml:space="preserve"> se beneficia de la </w:t>
+      </w:r>
+      <w:proofErr w:type="spellStart"/>
+      <w:r>
+        <w:t>integración</w:t>
+      </w:r>
+      <w:proofErr w:type="spellEnd"/>
+      <w:r>
+        <w:t xml:space="preserve"> con </w:t>
+      </w:r>
+      <w:proofErr w:type="spellStart"/>
+      <w:r>
+        <w:t>datos</w:t>
+      </w:r>
+      <w:proofErr w:type="spellEnd"/>
+      <w:r>
+        <w:t xml:space="preserve"> </w:t>
+      </w:r>
+      <w:proofErr w:type="spellStart"/>
+      <w:r>
+        <w:t>biográficos</w:t>
+      </w:r>
+      <w:proofErr w:type="spellEnd"/>
+      <w:r>
+        <w:t xml:space="preserve"> </w:t>
+      </w:r>
+      <w:proofErr w:type="spellStart"/>
+      <w:r>
+        <w:t>precisos</w:t>
+      </w:r>
+      <w:proofErr w:type="spellEnd"/>
+      <w:r>
+        <w:t xml:space="preserve"> </w:t>
+      </w:r>
+      <w:proofErr w:type="spellStart"/>
+      <w:r>
+        <w:t>sobre</w:t>
+      </w:r>
+      <w:proofErr w:type="spellEnd"/>
+      <w:r>
+        <w:t xml:space="preserve"> Ludovico Carracci y del </w:t>
+      </w:r>
+      <w:proofErr w:type="spellStart"/>
+      <w:r>
+        <w:t>contexto</w:t>
+      </w:r>
+      <w:proofErr w:type="spellEnd"/>
+      <w:r>
+        <w:t xml:space="preserve"> </w:t>
+      </w:r>
+      <w:proofErr w:type="spellStart"/>
+      <w:r>
+        <w:t>historiográfico</w:t>
+      </w:r>
+      <w:proofErr w:type="spellEnd"/>
+      <w:r>
+        <w:t xml:space="preserve"> </w:t>
+      </w:r>
+      <w:proofErr w:type="spellStart"/>
+      <w:r>
+        <w:t>boloñés</w:t>
+      </w:r>
+      <w:proofErr w:type="spellEnd"/>
+      <w:r>
+        <w:t>.</w:t>
+      </w:r>
+    </w:p>
+    <w:p>
+      <w:pPr>
+        <w:spacing w:before="240"/>
+      </w:pPr>
+      <w:r>
+        <w:rPr>
+          <w:rFonts w:ascii="Segoe UI" w:hAnsi="Segoe UI"/>
+          <w:b/>
+          <w:color w:val="1E3A8A"/>
+          <w:sz w:val="26"/>
+        </w:rPr>
+        <w:lastRenderedPageBreak/>
+        <w:t>Tabella delle Fonti e Certificazione</w:t>
+      </w:r>
+    </w:p>
+    <w:tbl>
+      <w:tblPr>
+        <w:tblW w:w="0" w:type="auto"/>
+        <w:jc w:val="center"/>
+        <w:tblBorders>
+          <w:top w:val="single" w:sz="4" w:space="0" w:color="CBD5E1"/>
+          <w:bottom w:val="single" w:sz="4" w:space="0" w:color="CBD5E1"/>
+          <w:insideH w:val="single" w:sz="4" w:space="0" w:color="CBD5E1"/>
+          <w:insideV w:val="single" w:sz="4" w:space="0" w:color="CBD5E1"/>
+        </w:tblBorders>
+        <w:tblLook w:val="04A0" w:firstRow="1" w:lastRow="0" w:firstColumn="1" w:lastColumn="0" w:noHBand="0" w:noVBand="1"/>
+      </w:tblPr>
+      <w:tblGrid>
+        <w:gridCol w:w="2880"/>
+        <w:gridCol w:w="2880"/>
+        <w:gridCol w:w="2880"/>
+      </w:tblGrid>
+      <w:tr>
+        <w:trPr>
+          <w:jc w:val="center"/>
+        </w:trPr>
+        <w:tc>
+          <w:tcPr>
+            <w:tcW w:w="2880" w:type="dxa"/>
+            <w:shd w:val="clear" w:color="auto" w:fill="1E3A8A"/>
+            <w:tcMar>
+              <w:top w:w="140" w:type="dxa"/>
+              <w:left w:w="180" w:type="dxa"/>
+              <w:bottom w:w="140" w:type="dxa"/>
+              <w:right w:w="180" w:type="dxa"/>
+            </w:tcMar>
+          </w:tcPr>
+          <w:p>
+            <w:pPr>
+              <w:spacing w:before="40" w:after="40"/>
+            </w:pPr>
+            <w:r>
+              <w:rPr>
+                <w:rFonts w:ascii="Segoe UI" w:hAnsi="Segoe UI"/>
+                <w:b/>
+                <w:color w:val="FFFFFF"/>
+                <w:sz w:val="19"/>
+              </w:rPr>
+              <w:t xml:space="preserve">Fuente / </w:t>
+            </w:r>
+            <w:proofErr w:type="spellStart"/>
+            <w:r>
+              <w:rPr>
+                <w:rFonts w:ascii="Segoe UI" w:hAnsi="Segoe UI"/>
+                <w:b/>
+                <w:color w:val="FFFFFF"/>
+                <w:sz w:val="19"/>
+              </w:rPr>
+              <w:t>Referencia</w:t>
+            </w:r>
+            <w:proofErr w:type="spellEnd"/>
+            <w:r>
+              <w:rPr>
+                <w:rFonts w:ascii="Segoe UI" w:hAnsi="Segoe UI"/>
+                <w:b/>
+                <w:color w:val="FFFFFF"/>
+                <w:sz w:val="19"/>
+              </w:rPr>
+              <w:t xml:space="preserve"> </w:t>
+            </w:r>
+            <w:proofErr w:type="spellStart"/>
+            <w:r>
+              <w:rPr>
+                <w:rFonts w:ascii="Segoe UI" w:hAnsi="Segoe UI"/>
+                <w:b/>
+                <w:color w:val="FFFFFF"/>
+                <w:sz w:val="19"/>
+              </w:rPr>
+              <w:t>Histórica</w:t>
+            </w:r>
+            <w:proofErr w:type="spellEnd"/>
+          </w:p>
+        </w:tc>
+        <w:tc>
+          <w:tcPr>
+            <w:tcW w:w="2880" w:type="dxa"/>
+            <w:shd w:val="clear" w:color="auto" w:fill="1E3A8A"/>
+            <w:tcMar>
+              <w:top w:w="140" w:type="dxa"/>
+              <w:left w:w="180" w:type="dxa"/>
+              <w:bottom w:w="140" w:type="dxa"/>
+              <w:right w:w="180" w:type="dxa"/>
+            </w:tcMar>
+          </w:tcPr>
+          <w:p>
+            <w:pPr>
+              <w:spacing w:before="40" w:after="40"/>
+            </w:pPr>
+            <w:proofErr w:type="spellStart"/>
+            <w:r>
+              <w:rPr>
+                <w:rFonts w:ascii="Segoe UI" w:hAnsi="Segoe UI"/>
+                <w:b/>
+                <w:color w:val="FFFFFF"/>
+                <w:sz w:val="19"/>
+              </w:rPr>
+              <w:t>Ámbito</w:t>
+            </w:r>
+            <w:proofErr w:type="spellEnd"/>
+            <w:r>
+              <w:rPr>
+                <w:rFonts w:ascii="Segoe UI" w:hAnsi="Segoe UI"/>
+                <w:b/>
+                <w:color w:val="FFFFFF"/>
+                <w:sz w:val="19"/>
+              </w:rPr>
+              <w:t xml:space="preserve"> de </w:t>
+            </w:r>
+            <w:proofErr w:type="spellStart"/>
+            <w:r>
+              <w:rPr>
+                <w:rFonts w:ascii="Segoe UI" w:hAnsi="Segoe UI"/>
+                <w:b/>
+                <w:color w:val="FFFFFF"/>
+                <w:sz w:val="19"/>
+              </w:rPr>
+              <w:t>Verificación</w:t>
+            </w:r>
+            <w:proofErr w:type="spellEnd"/>
+          </w:p>
+        </w:tc>
+        <w:tc>
+          <w:tcPr>
+            <w:tcW w:w="2880" w:type="dxa"/>
+            <w:shd w:val="clear" w:color="auto" w:fill="1E3A8A"/>
+            <w:tcMar>
+              <w:top w:w="140" w:type="dxa"/>
+              <w:left w:w="180" w:type="dxa"/>
+              <w:bottom w:w="140" w:type="dxa"/>
+              <w:right w:w="180" w:type="dxa"/>
+            </w:tcMar>
+          </w:tcPr>
+          <w:p>
+            <w:pPr>
+              <w:spacing w:before="40" w:after="40"/>
+            </w:pPr>
+            <w:proofErr w:type="spellStart"/>
+            <w:r>
+              <w:rPr>
+                <w:rFonts w:ascii="Segoe UI" w:hAnsi="Segoe UI"/>
+                <w:b/>
+                <w:color w:val="FFFFFF"/>
+                <w:sz w:val="19"/>
+              </w:rPr>
+              <w:t>Enlace</w:t>
+            </w:r>
+            <w:proofErr w:type="spellEnd"/>
+            <w:r>
+              <w:rPr>
+                <w:rFonts w:ascii="Segoe UI" w:hAnsi="Segoe UI"/>
+                <w:b/>
+                <w:color w:val="FFFFFF"/>
+                <w:sz w:val="19"/>
+              </w:rPr>
+              <w:t xml:space="preserve"> / </w:t>
+            </w:r>
+            <w:proofErr w:type="spellStart"/>
+            <w:r>
+              <w:rPr>
+                <w:rFonts w:ascii="Segoe UI" w:hAnsi="Segoe UI"/>
+                <w:b/>
+                <w:color w:val="FFFFFF"/>
+                <w:sz w:val="19"/>
+              </w:rPr>
+              <w:t>Certificación</w:t>
+            </w:r>
+            <w:proofErr w:type="spellEnd"/>
+          </w:p>
+        </w:tc>
+      </w:tr>
+      <w:tr>
+        <w:trPr>
+          <w:jc w:val="center"/>
+        </w:trPr>
+        <w:tc>
+          <w:tcPr>
+            <w:tcW w:w="2880" w:type="dxa"/>
+            <w:shd w:val="clear" w:color="auto" w:fill="F8FAFC"/>
+            <w:tcMar>
+              <w:top w:w="140" w:type="dxa"/>
+              <w:left w:w="180" w:type="dxa"/>
+              <w:bottom w:w="140" w:type="dxa"/>
+              <w:right w:w="180" w:type="dxa"/>
+            </w:tcMar>
+          </w:tcPr>
+          <w:p>
+            <w:pPr>
+              <w:spacing w:before="40" w:after="40"/>
+            </w:pPr>
+            <w:proofErr w:type="spellStart"/>
+            <w:r>
+              <w:rPr>
+                <w:rFonts w:ascii="Segoe UI" w:hAnsi="Segoe UI"/>
+                <w:color w:val="334155"/>
+                <w:sz w:val="19"/>
+              </w:rPr>
+              <w:t>Superintendencia</w:t>
+            </w:r>
+            <w:proofErr w:type="spellEnd"/>
+            <w:r>
+              <w:rPr>
+                <w:rFonts w:ascii="Segoe UI" w:hAnsi="Segoe UI"/>
+                <w:color w:val="334155"/>
+                <w:sz w:val="19"/>
+              </w:rPr>
+              <w:t xml:space="preserve"> de </w:t>
+            </w:r>
+            <w:proofErr w:type="spellStart"/>
+            <w:r>
+              <w:rPr>
+                <w:rFonts w:ascii="Segoe UI" w:hAnsi="Segoe UI"/>
+                <w:color w:val="334155"/>
+                <w:sz w:val="19"/>
+              </w:rPr>
+              <w:t>Arqueología</w:t>
+            </w:r>
+            <w:proofErr w:type="spellEnd"/>
+            <w:r>
+              <w:rPr>
+                <w:rFonts w:ascii="Segoe UI" w:hAnsi="Segoe UI"/>
+                <w:color w:val="334155"/>
+                <w:sz w:val="19"/>
+              </w:rPr>
+              <w:t xml:space="preserve">, Bellas Artes y </w:t>
+            </w:r>
+            <w:proofErr w:type="spellStart"/>
+            <w:r>
+              <w:rPr>
+                <w:rFonts w:ascii="Segoe UI" w:hAnsi="Segoe UI"/>
+                <w:color w:val="334155"/>
+                <w:sz w:val="19"/>
+              </w:rPr>
+              <w:t>Paisaje</w:t>
+            </w:r>
+            <w:proofErr w:type="spellEnd"/>
+            <w:r>
+              <w:rPr>
+                <w:rFonts w:ascii="Segoe UI" w:hAnsi="Segoe UI"/>
+                <w:color w:val="334155"/>
+                <w:sz w:val="19"/>
+              </w:rPr>
+              <w:t xml:space="preserve"> para la </w:t>
+            </w:r>
+            <w:proofErr w:type="spellStart"/>
+            <w:r>
+              <w:rPr>
+                <w:rFonts w:ascii="Segoe UI" w:hAnsi="Segoe UI"/>
+                <w:color w:val="334155"/>
+                <w:sz w:val="19"/>
+              </w:rPr>
+              <w:t>ciudad</w:t>
+            </w:r>
+            <w:proofErr w:type="spellEnd"/>
+            <w:r>
+              <w:rPr>
+                <w:rFonts w:ascii="Segoe UI" w:hAnsi="Segoe UI"/>
+                <w:color w:val="334155"/>
+                <w:sz w:val="19"/>
+              </w:rPr>
+              <w:t xml:space="preserve"> metropolitana de </w:t>
+            </w:r>
+            <w:proofErr w:type="spellStart"/>
+            <w:r>
+              <w:rPr>
+                <w:rFonts w:ascii="Segoe UI" w:hAnsi="Segoe UI"/>
+                <w:color w:val="334155"/>
+                <w:sz w:val="19"/>
+              </w:rPr>
+              <w:t>Bolonia</w:t>
+            </w:r>
+            <w:proofErr w:type="spellEnd"/>
+          </w:p>
+        </w:tc>
+        <w:tc>
+          <w:tcPr>
+            <w:tcW w:w="2880" w:type="dxa"/>
+            <w:shd w:val="clear" w:color="auto" w:fill="F8FAFC"/>
+            <w:tcMar>
+              <w:top w:w="140" w:type="dxa"/>
+              <w:left w:w="180" w:type="dxa"/>
+              <w:bottom w:w="140" w:type="dxa"/>
+              <w:right w:w="180" w:type="dxa"/>
+            </w:tcMar>
+          </w:tcPr>
+          <w:p>
+            <w:pPr>
+              <w:spacing w:before="40" w:after="40"/>
+            </w:pPr>
+            <w:proofErr w:type="spellStart"/>
+            <w:r>
+              <w:rPr>
+                <w:rFonts w:ascii="Segoe UI" w:hAnsi="Segoe UI"/>
+                <w:color w:val="334155"/>
+                <w:sz w:val="19"/>
+              </w:rPr>
+              <w:t>Protección</w:t>
+            </w:r>
+            <w:proofErr w:type="spellEnd"/>
+            <w:r>
+              <w:rPr>
+                <w:rFonts w:ascii="Segoe UI" w:hAnsi="Segoe UI"/>
+                <w:color w:val="334155"/>
+                <w:sz w:val="19"/>
+              </w:rPr>
+              <w:t xml:space="preserve"> y </w:t>
+            </w:r>
+            <w:proofErr w:type="spellStart"/>
+            <w:r>
+              <w:rPr>
+                <w:rFonts w:ascii="Segoe UI" w:hAnsi="Segoe UI"/>
+                <w:color w:val="334155"/>
+                <w:sz w:val="19"/>
+              </w:rPr>
+              <w:t>catalogación</w:t>
+            </w:r>
+            <w:proofErr w:type="spellEnd"/>
+            <w:r>
+              <w:rPr>
+                <w:rFonts w:ascii="Segoe UI" w:hAnsi="Segoe UI"/>
+                <w:color w:val="334155"/>
+                <w:sz w:val="19"/>
+              </w:rPr>
+              <w:t xml:space="preserve"> </w:t>
+            </w:r>
+            <w:proofErr w:type="spellStart"/>
+            <w:r>
+              <w:rPr>
+                <w:rFonts w:ascii="Segoe UI" w:hAnsi="Segoe UI"/>
+                <w:color w:val="334155"/>
+                <w:sz w:val="19"/>
+              </w:rPr>
+              <w:t>arquitectónica</w:t>
+            </w:r>
+            <w:proofErr w:type="spellEnd"/>
+            <w:r>
+              <w:rPr>
+                <w:rFonts w:ascii="Segoe UI" w:hAnsi="Segoe UI"/>
+                <w:color w:val="334155"/>
+                <w:sz w:val="19"/>
+              </w:rPr>
+              <w:t xml:space="preserve"> del </w:t>
+            </w:r>
+            <w:proofErr w:type="spellStart"/>
+            <w:r>
+              <w:rPr>
+                <w:rFonts w:ascii="Segoe UI" w:hAnsi="Segoe UI"/>
+                <w:color w:val="334155"/>
+                <w:sz w:val="19"/>
+              </w:rPr>
+              <w:t>inmueble</w:t>
+            </w:r>
+            <w:proofErr w:type="spellEnd"/>
+            <w:r>
+              <w:rPr>
+                <w:rFonts w:ascii="Segoe UI" w:hAnsi="Segoe UI"/>
+                <w:color w:val="334155"/>
+                <w:sz w:val="19"/>
+              </w:rPr>
+              <w:t xml:space="preserve"> en Via San Carlo 19</w:t>
+            </w:r>
+          </w:p>
+        </w:tc>
+        <w:tc>
+          <w:tcPr>
+            <w:tcW w:w="2880" w:type="dxa"/>
+            <w:shd w:val="clear" w:color="auto" w:fill="F8FAFC"/>
+            <w:tcMar>
+              <w:top w:w="140" w:type="dxa"/>
+              <w:left w:w="180" w:type="dxa"/>
+              <w:bottom w:w="140" w:type="dxa"/>
+              <w:right w:w="180" w:type="dxa"/>
+            </w:tcMar>
+          </w:tcPr>
+          <w:p>
+            <w:pPr>
+              <w:spacing w:before="40" w:after="40"/>
+            </w:pPr>
+            <w:r>
+              <w:rPr>
+                <w:rFonts w:ascii="Segoe UI" w:hAnsi="Segoe UI"/>
+                <w:color w:val="2563EB"/>
+                <w:sz w:val="19"/>
+                <w:u w:val="single"/>
+              </w:rPr>
+              <w:t xml:space="preserve">SABAP </w:t>
+            </w:r>
+            <w:proofErr w:type="spellStart"/>
+            <w:r>
+              <w:rPr>
+                <w:rFonts w:ascii="Segoe UI" w:hAnsi="Segoe UI"/>
+                <w:color w:val="2563EB"/>
+                <w:sz w:val="19"/>
+                <w:u w:val="single"/>
+              </w:rPr>
+              <w:t>Bolonia</w:t>
+            </w:r>
+            <w:proofErr w:type="spellEnd"/>
+            <w:r>
+              <w:rPr>
+                <w:rFonts w:ascii="Segoe UI" w:hAnsi="Segoe UI"/>
+                <w:color w:val="2563EB"/>
+                <w:sz w:val="19"/>
+                <w:u w:val="single"/>
+              </w:rPr>
+              <w:t xml:space="preserve"> - </w:t>
+            </w:r>
+            <w:proofErr w:type="spellStart"/>
+            <w:r>
+              <w:rPr>
+                <w:rFonts w:ascii="Segoe UI" w:hAnsi="Segoe UI"/>
+                <w:color w:val="2563EB"/>
+                <w:sz w:val="19"/>
+                <w:u w:val="single"/>
+              </w:rPr>
+              <w:t>Catálogo</w:t>
+            </w:r>
+            <w:proofErr w:type="spellEnd"/>
+            <w:r>
+              <w:rPr>
+                <w:rFonts w:ascii="Segoe UI" w:hAnsi="Segoe UI"/>
+                <w:color w:val="2563EB"/>
+                <w:sz w:val="19"/>
+                <w:u w:val="single"/>
+              </w:rPr>
+              <w:t xml:space="preserve"> de Patrimonio</w:t>
+            </w:r>
+          </w:p>
+        </w:tc>
+      </w:tr>
+      <w:tr>
+        <w:trPr>
+          <w:jc w:val="center"/>
+        </w:trPr>
+        <w:tc>
+          <w:tcPr>
+            <w:tcW w:w="2880" w:type="dxa"/>
+            <w:shd w:val="clear" w:color="auto" w:fill="FFFFFF"/>
+            <w:tcMar>
+              <w:top w:w="140" w:type="dxa"/>
+              <w:left w:w="180" w:type="dxa"/>
+              <w:bottom w:w="140" w:type="dxa"/>
+              <w:right w:w="180" w:type="dxa"/>
+            </w:tcMar>
+          </w:tcPr>
+          <w:p>
+            <w:pPr>
+              <w:spacing w:before="40" w:after="40"/>
+            </w:pPr>
+            <w:proofErr w:type="spellStart"/>
+            <w:r>
+              <w:rPr>
+                <w:rFonts w:ascii="Segoe UI" w:hAnsi="Segoe UI"/>
+                <w:color w:val="334155"/>
+                <w:sz w:val="19"/>
+              </w:rPr>
+              <w:t>Diccionario</w:t>
+            </w:r>
+            <w:proofErr w:type="spellEnd"/>
+            <w:r>
+              <w:rPr>
+                <w:rFonts w:ascii="Segoe UI" w:hAnsi="Segoe UI"/>
+                <w:color w:val="334155"/>
+                <w:sz w:val="19"/>
+              </w:rPr>
+              <w:t xml:space="preserve"> </w:t>
+            </w:r>
+            <w:proofErr w:type="spellStart"/>
+            <w:r>
+              <w:rPr>
+                <w:rFonts w:ascii="Segoe UI" w:hAnsi="Segoe UI"/>
+                <w:color w:val="334155"/>
+                <w:sz w:val="19"/>
+              </w:rPr>
+              <w:t>Biográfico</w:t>
+            </w:r>
+            <w:proofErr w:type="spellEnd"/>
+            <w:r>
+              <w:rPr>
+                <w:rFonts w:ascii="Segoe UI" w:hAnsi="Segoe UI"/>
+                <w:color w:val="334155"/>
+                <w:sz w:val="19"/>
+              </w:rPr>
+              <w:t xml:space="preserve"> de </w:t>
+            </w:r>
+            <w:proofErr w:type="spellStart"/>
+            <w:r>
+              <w:rPr>
+                <w:rFonts w:ascii="Segoe UI" w:hAnsi="Segoe UI"/>
+                <w:color w:val="334155"/>
+                <w:sz w:val="19"/>
+              </w:rPr>
+              <w:t>los</w:t>
+            </w:r>
+            <w:proofErr w:type="spellEnd"/>
+            <w:r>
+              <w:rPr>
+                <w:rFonts w:ascii="Segoe UI" w:hAnsi="Segoe UI"/>
+                <w:color w:val="334155"/>
+                <w:sz w:val="19"/>
+              </w:rPr>
+              <w:t xml:space="preserve"> </w:t>
+            </w:r>
+            <w:proofErr w:type="spellStart"/>
+            <w:r>
+              <w:rPr>
+                <w:rFonts w:ascii="Segoe UI" w:hAnsi="Segoe UI"/>
+                <w:color w:val="334155"/>
+                <w:sz w:val="19"/>
+              </w:rPr>
+              <w:t>Italianos</w:t>
+            </w:r>
+            <w:proofErr w:type="spellEnd"/>
+            <w:r>
+              <w:rPr>
+                <w:rFonts w:ascii="Segoe UI" w:hAnsi="Segoe UI"/>
+                <w:color w:val="334155"/>
+                <w:sz w:val="19"/>
+              </w:rPr>
+              <w:t xml:space="preserve"> (Treccani) - </w:t>
+            </w:r>
+            <w:proofErr w:type="spellStart"/>
+            <w:r>
+              <w:rPr>
+                <w:rFonts w:ascii="Segoe UI" w:hAnsi="Segoe UI"/>
+                <w:color w:val="334155"/>
+                <w:sz w:val="19"/>
+              </w:rPr>
+              <w:t>Volumen</w:t>
+            </w:r>
+            <w:proofErr w:type="spellEnd"/>
+            <w:r>
+              <w:rPr>
+                <w:rFonts w:ascii="Segoe UI" w:hAnsi="Segoe UI"/>
+                <w:color w:val="334155"/>
+                <w:sz w:val="19"/>
+              </w:rPr>
+              <w:t xml:space="preserve"> 20</w:t>
+            </w:r>
+          </w:p>
+        </w:tc>
+        <w:tc>
+          <w:tcPr>
+            <w:tcW w:w="2880" w:type="dxa"/>
+            <w:shd w:val="clear" w:color="auto" w:fill="FFFFFF"/>
+            <w:tcMar>
+              <w:top w:w="140" w:type="dxa"/>
+              <w:left w:w="180" w:type="dxa"/>
+              <w:bottom w:w="140" w:type="dxa"/>
+              <w:right w:w="180" w:type="dxa"/>
+            </w:tcMar>
+          </w:tcPr>
+          <w:p>
+            <w:pPr>
+              <w:spacing w:before="40" w:after="40"/>
+            </w:pPr>
+            <w:proofErr w:type="spellStart"/>
+            <w:r>
+              <w:rPr>
+                <w:rFonts w:ascii="Segoe UI" w:hAnsi="Segoe UI"/>
+                <w:color w:val="334155"/>
+                <w:sz w:val="19"/>
+              </w:rPr>
+              <w:t>Verificación</w:t>
+            </w:r>
+            <w:proofErr w:type="spellEnd"/>
+            <w:r>
+              <w:rPr>
+                <w:rFonts w:ascii="Segoe UI" w:hAnsi="Segoe UI"/>
+                <w:color w:val="334155"/>
+                <w:sz w:val="19"/>
+              </w:rPr>
+              <w:t xml:space="preserve"> de </w:t>
+            </w:r>
+            <w:proofErr w:type="spellStart"/>
+            <w:r>
+              <w:rPr>
+                <w:rFonts w:ascii="Segoe UI" w:hAnsi="Segoe UI"/>
+                <w:color w:val="334155"/>
+                <w:sz w:val="19"/>
+              </w:rPr>
+              <w:t>las</w:t>
+            </w:r>
+            <w:proofErr w:type="spellEnd"/>
+            <w:r>
+              <w:rPr>
+                <w:rFonts w:ascii="Segoe UI" w:hAnsi="Segoe UI"/>
+                <w:color w:val="334155"/>
+                <w:sz w:val="19"/>
+              </w:rPr>
+              <w:t xml:space="preserve"> </w:t>
+            </w:r>
+            <w:proofErr w:type="spellStart"/>
+            <w:r>
+              <w:rPr>
+                <w:rFonts w:ascii="Segoe UI" w:hAnsi="Segoe UI"/>
+                <w:color w:val="334155"/>
+                <w:sz w:val="19"/>
+              </w:rPr>
+              <w:t>fechas</w:t>
+            </w:r>
+            <w:proofErr w:type="spellEnd"/>
+            <w:r>
+              <w:rPr>
+                <w:rFonts w:ascii="Segoe UI" w:hAnsi="Segoe UI"/>
+                <w:color w:val="334155"/>
+                <w:sz w:val="19"/>
+              </w:rPr>
+              <w:t xml:space="preserve"> </w:t>
+            </w:r>
+            <w:proofErr w:type="spellStart"/>
+            <w:r>
+              <w:rPr>
+                <w:rFonts w:ascii="Segoe UI" w:hAnsi="Segoe UI"/>
+                <w:color w:val="334155"/>
+                <w:sz w:val="19"/>
+              </w:rPr>
+              <w:t>biográficas</w:t>
+            </w:r>
+            <w:proofErr w:type="spellEnd"/>
+            <w:r>
+              <w:rPr>
+                <w:rFonts w:ascii="Segoe UI" w:hAnsi="Segoe UI"/>
+                <w:color w:val="334155"/>
+                <w:sz w:val="19"/>
+              </w:rPr>
+              <w:t xml:space="preserve"> de Ludovico Carracci (1555–1619)</w:t>
+            </w:r>
+          </w:p>
+        </w:tc>
+        <w:tc>
+          <w:tcPr>
+            <w:tcW w:w="2880" w:type="dxa"/>
+            <w:shd w:val="clear" w:color="auto" w:fill="FFFFFF"/>
+            <w:tcMar>
+              <w:top w:w="140" w:type="dxa"/>
+              <w:left w:w="180" w:type="dxa"/>
+              <w:bottom w:w="140" w:type="dxa"/>
+              <w:right w:w="180" w:type="dxa"/>
+            </w:tcMar>
+          </w:tcPr>
+          <w:p>
+            <w:pPr>
+              <w:spacing w:before="40" w:after="40"/>
+            </w:pPr>
+            <w:r>
+              <w:rPr>
+                <w:rFonts w:ascii="Segoe UI" w:hAnsi="Segoe UI"/>
+                <w:color w:val="2563EB"/>
+                <w:sz w:val="19"/>
+                <w:u w:val="single"/>
+              </w:rPr>
+              <w:t>Treccani - Ludovico Carracci</w:t>
+            </w:r>
+          </w:p>
+        </w:tc>
+      </w:tr>
+      <w:tr>
+        <w:trPr>
+          <w:jc w:val="center"/>
+        </w:trPr>
+        <w:tc>
+          <w:tcPr>
+            <w:tcW w:w="2880" w:type="dxa"/>
+            <w:shd w:val="clear" w:color="auto" w:fill="F8FAFC"/>
+            <w:tcMar>
+              <w:top w:w="140" w:type="dxa"/>
+              <w:left w:w="180" w:type="dxa"/>
+              <w:bottom w:w="140" w:type="dxa"/>
+              <w:right w:w="180" w:type="dxa"/>
+            </w:tcMar>
+          </w:tcPr>
+          <w:p>
+            <w:pPr>
+              <w:spacing w:before="40" w:after="40"/>
+            </w:pPr>
+            <w:r>
+              <w:rPr>
+                <w:rFonts w:ascii="Segoe UI" w:hAnsi="Segoe UI"/>
+                <w:color w:val="334155"/>
+                <w:sz w:val="19"/>
+              </w:rPr>
+              <w:t xml:space="preserve">Biblioteca Salaborsa - </w:t>
+            </w:r>
+            <w:proofErr w:type="spellStart"/>
+            <w:r>
+              <w:rPr>
+                <w:rFonts w:ascii="Segoe UI" w:hAnsi="Segoe UI"/>
+                <w:color w:val="334155"/>
+                <w:sz w:val="19"/>
+              </w:rPr>
+              <w:t>Cronología</w:t>
+            </w:r>
+            <w:proofErr w:type="spellEnd"/>
+            <w:r>
+              <w:rPr>
+                <w:rFonts w:ascii="Segoe UI" w:hAnsi="Segoe UI"/>
+                <w:color w:val="334155"/>
+                <w:sz w:val="19"/>
+              </w:rPr>
+              <w:t xml:space="preserve"> de </w:t>
+            </w:r>
+            <w:proofErr w:type="spellStart"/>
+            <w:r>
+              <w:rPr>
+                <w:rFonts w:ascii="Segoe UI" w:hAnsi="Segoe UI"/>
+                <w:color w:val="334155"/>
+                <w:sz w:val="19"/>
+              </w:rPr>
+              <w:t>Bolonia</w:t>
+            </w:r>
+            <w:proofErr w:type="spellEnd"/>
+          </w:p>
+        </w:tc>
+        <w:tc>
+          <w:tcPr>
+            <w:tcW w:w="2880" w:type="dxa"/>
+            <w:shd w:val="clear" w:color="auto" w:fill="F8FAFC"/>
+            <w:tcMar>
+              <w:top w:w="140" w:type="dxa"/>
+              <w:left w:w="180" w:type="dxa"/>
+              <w:bottom w:w="140" w:type="dxa"/>
+              <w:right w:w="180" w:type="dxa"/>
+            </w:tcMar>
+          </w:tcPr>
+          <w:p>
+            <w:pPr>
+              <w:spacing w:before="40" w:after="40"/>
+            </w:pPr>
+            <w:r>
+              <w:rPr>
+                <w:rFonts w:ascii="Segoe UI" w:hAnsi="Segoe UI"/>
+                <w:color w:val="334155"/>
+                <w:sz w:val="19"/>
+              </w:rPr>
+              <w:t xml:space="preserve">Historia de la Accademia degli Incamminati y </w:t>
+            </w:r>
+            <w:proofErr w:type="spellStart"/>
+            <w:r>
+              <w:rPr>
+                <w:rFonts w:ascii="Segoe UI" w:hAnsi="Segoe UI"/>
+                <w:color w:val="334155"/>
+                <w:sz w:val="19"/>
+              </w:rPr>
+              <w:t>sedes</w:t>
+            </w:r>
+            <w:proofErr w:type="spellEnd"/>
+            <w:r>
+              <w:rPr>
+                <w:rFonts w:ascii="Segoe UI" w:hAnsi="Segoe UI"/>
+                <w:color w:val="334155"/>
+                <w:sz w:val="19"/>
+              </w:rPr>
+              <w:t xml:space="preserve"> </w:t>
+            </w:r>
+            <w:proofErr w:type="spellStart"/>
+            <w:r>
+              <w:rPr>
+                <w:rFonts w:ascii="Segoe UI" w:hAnsi="Segoe UI"/>
+                <w:color w:val="334155"/>
+                <w:sz w:val="19"/>
+              </w:rPr>
+              <w:t>históricas</w:t>
+            </w:r>
+            <w:proofErr w:type="spellEnd"/>
+            <w:r>
+              <w:rPr>
+                <w:rFonts w:ascii="Segoe UI" w:hAnsi="Segoe UI"/>
+                <w:color w:val="334155"/>
+                <w:sz w:val="19"/>
+              </w:rPr>
+              <w:t xml:space="preserve"> de </w:t>
+            </w:r>
+            <w:proofErr w:type="spellStart"/>
+            <w:r>
+              <w:rPr>
+                <w:rFonts w:ascii="Segoe UI" w:hAnsi="Segoe UI"/>
+                <w:color w:val="334155"/>
+                <w:sz w:val="19"/>
+              </w:rPr>
+              <w:t>los</w:t>
+            </w:r>
+            <w:proofErr w:type="spellEnd"/>
+            <w:r>
+              <w:rPr>
+                <w:rFonts w:ascii="Segoe UI" w:hAnsi="Segoe UI"/>
+                <w:color w:val="334155"/>
+                <w:sz w:val="19"/>
+              </w:rPr>
+              <w:t xml:space="preserve"> Carracci</w:t>
+            </w:r>
+          </w:p>
+        </w:tc>
+        <w:tc>
+          <w:tcPr>
+            <w:tcW w:w="2880" w:type="dxa"/>
+            <w:shd w:val="clear" w:color="auto" w:fill="F8FAFC"/>
+            <w:tcMar>
+              <w:top w:w="140" w:type="dxa"/>
+              <w:left w:w="180" w:type="dxa"/>
+              <w:bottom w:w="140" w:type="dxa"/>
+              <w:right w:w="180" w:type="dxa"/>
+            </w:tcMar>
+          </w:tcPr>
+          <w:p>
+            <w:pPr>
+              <w:spacing w:before="40" w:after="40"/>
+            </w:pPr>
+            <w:r>
+              <w:rPr>
+                <w:rFonts w:ascii="Segoe UI" w:hAnsi="Segoe UI"/>
+                <w:color w:val="2563EB"/>
+                <w:sz w:val="19"/>
+                <w:u w:val="single"/>
+              </w:rPr>
+              <w:t xml:space="preserve">Salaborsa - </w:t>
+            </w:r>
+            <w:proofErr w:type="spellStart"/>
+            <w:r>
+              <w:rPr>
+                <w:rFonts w:ascii="Segoe UI" w:hAnsi="Segoe UI"/>
+                <w:color w:val="2563EB"/>
+                <w:sz w:val="19"/>
+                <w:u w:val="single"/>
+              </w:rPr>
+              <w:t>Cronología</w:t>
+            </w:r>
+            <w:proofErr w:type="spellEnd"/>
+          </w:p>
+        </w:tc>
+      </w:tr>
+      <w:tr>
+        <w:trPr>
+          <w:jc w:val="center"/>
+        </w:trPr>
+        <w:tc>
+          <w:tcPr>
+            <w:tcW w:w="2880" w:type="dxa"/>
+            <w:shd w:val="clear" w:color="auto" w:fill="FFFFFF"/>
+            <w:tcMar>
+              <w:top w:w="140" w:type="dxa"/>
+              <w:left w:w="180" w:type="dxa"/>
+              <w:bottom w:w="140" w:type="dxa"/>
+              <w:right w:w="180" w:type="dxa"/>
+            </w:tcMar>
+          </w:tcPr>
+          <w:p>
+            <w:pPr>
+              <w:spacing w:before="40" w:after="40"/>
+            </w:pPr>
+            <w:proofErr w:type="spellStart"/>
+            <w:r>
+              <w:rPr>
+                <w:rFonts w:ascii="Segoe UI" w:hAnsi="Segoe UI"/>
+                <w:color w:val="334155"/>
+                <w:sz w:val="19"/>
+              </w:rPr>
+              <w:t>Dirección</w:t>
+            </w:r>
+            <w:proofErr w:type="spellEnd"/>
+            <w:r>
+              <w:rPr>
+                <w:rFonts w:ascii="Segoe UI" w:hAnsi="Segoe UI"/>
+                <w:color w:val="334155"/>
+                <w:sz w:val="19"/>
+              </w:rPr>
+              <w:t xml:space="preserve"> General de </w:t>
+            </w:r>
+            <w:proofErr w:type="spellStart"/>
+            <w:r>
+              <w:rPr>
+                <w:rFonts w:ascii="Segoe UI" w:hAnsi="Segoe UI"/>
+                <w:color w:val="334155"/>
+                <w:sz w:val="19"/>
+              </w:rPr>
+              <w:t>Archivos</w:t>
+            </w:r>
+            <w:proofErr w:type="spellEnd"/>
+            <w:r>
+              <w:rPr>
+                <w:rFonts w:ascii="Segoe UI" w:hAnsi="Segoe UI"/>
+                <w:color w:val="334155"/>
+                <w:sz w:val="19"/>
+              </w:rPr>
+              <w:t xml:space="preserve"> - </w:t>
+            </w:r>
+            <w:proofErr w:type="spellStart"/>
+            <w:r>
+              <w:rPr>
+                <w:rFonts w:ascii="Segoe UI" w:hAnsi="Segoe UI"/>
+                <w:color w:val="334155"/>
+                <w:sz w:val="19"/>
+              </w:rPr>
+              <w:t>Archivo</w:t>
+            </w:r>
+            <w:proofErr w:type="spellEnd"/>
+            <w:r>
+              <w:rPr>
+                <w:rFonts w:ascii="Segoe UI" w:hAnsi="Segoe UI"/>
+                <w:color w:val="334155"/>
+                <w:sz w:val="19"/>
+              </w:rPr>
+              <w:t xml:space="preserve"> de </w:t>
+            </w:r>
+            <w:proofErr w:type="spellStart"/>
+            <w:r>
+              <w:rPr>
+                <w:rFonts w:ascii="Segoe UI" w:hAnsi="Segoe UI"/>
+                <w:color w:val="334155"/>
+                <w:sz w:val="19"/>
+              </w:rPr>
+              <w:t>Estado</w:t>
+            </w:r>
+            <w:proofErr w:type="spellEnd"/>
+            <w:r>
+              <w:rPr>
+                <w:rFonts w:ascii="Segoe UI" w:hAnsi="Segoe UI"/>
+                <w:color w:val="334155"/>
+                <w:sz w:val="19"/>
+              </w:rPr>
+              <w:t xml:space="preserve"> de </w:t>
+            </w:r>
+            <w:proofErr w:type="spellStart"/>
+            <w:r>
+              <w:rPr>
+                <w:rFonts w:ascii="Segoe UI" w:hAnsi="Segoe UI"/>
+                <w:color w:val="334155"/>
+                <w:sz w:val="19"/>
+              </w:rPr>
+              <w:t>Bolonia</w:t>
+            </w:r>
+            <w:proofErr w:type="spellEnd"/>
+          </w:p>
+        </w:tc>
+        <w:tc>
+          <w:tcPr>
+            <w:tcW w:w="2880" w:type="dxa"/>
+            <w:shd w:val="clear" w:color="auto" w:fill="FFFFFF"/>
+            <w:tcMar>
+              <w:top w:w="140" w:type="dxa"/>
+              <w:left w:w="180" w:type="dxa"/>
+              <w:bottom w:w="140" w:type="dxa"/>
+              <w:right w:w="180" w:type="dxa"/>
+            </w:tcMar>
+          </w:tcPr>
+          <w:p>
+            <w:pPr>
+              <w:spacing w:before="40" w:after="40"/>
+            </w:pPr>
+            <w:proofErr w:type="spellStart"/>
+            <w:r>
+              <w:rPr>
+                <w:rFonts w:ascii="Segoe UI" w:hAnsi="Segoe UI"/>
+                <w:color w:val="334155"/>
+                <w:sz w:val="19"/>
+              </w:rPr>
+              <w:t>Documentación</w:t>
+            </w:r>
+            <w:proofErr w:type="spellEnd"/>
+            <w:r>
+              <w:rPr>
+                <w:rFonts w:ascii="Segoe UI" w:hAnsi="Segoe UI"/>
+                <w:color w:val="334155"/>
+                <w:sz w:val="19"/>
+              </w:rPr>
+              <w:t xml:space="preserve"> </w:t>
+            </w:r>
+            <w:proofErr w:type="spellStart"/>
+            <w:r>
+              <w:rPr>
+                <w:rFonts w:ascii="Segoe UI" w:hAnsi="Segoe UI"/>
+                <w:color w:val="334155"/>
+                <w:sz w:val="19"/>
+              </w:rPr>
+              <w:t>catastral</w:t>
+            </w:r>
+            <w:proofErr w:type="spellEnd"/>
+            <w:r>
+              <w:rPr>
+                <w:rFonts w:ascii="Segoe UI" w:hAnsi="Segoe UI"/>
+                <w:color w:val="334155"/>
+                <w:sz w:val="19"/>
+              </w:rPr>
+              <w:t xml:space="preserve"> y </w:t>
+            </w:r>
+            <w:proofErr w:type="spellStart"/>
+            <w:r>
+              <w:rPr>
+                <w:rFonts w:ascii="Segoe UI" w:hAnsi="Segoe UI"/>
+                <w:color w:val="334155"/>
+                <w:sz w:val="19"/>
+              </w:rPr>
+              <w:t>propiedades</w:t>
+            </w:r>
+            <w:proofErr w:type="spellEnd"/>
+            <w:r>
+              <w:rPr>
+                <w:rFonts w:ascii="Segoe UI" w:hAnsi="Segoe UI"/>
+                <w:color w:val="334155"/>
+                <w:sz w:val="19"/>
+              </w:rPr>
+              <w:t xml:space="preserve"> </w:t>
+            </w:r>
+            <w:proofErr w:type="spellStart"/>
+            <w:r>
+              <w:rPr>
+                <w:rFonts w:ascii="Segoe UI" w:hAnsi="Segoe UI"/>
+                <w:color w:val="334155"/>
+                <w:sz w:val="19"/>
+              </w:rPr>
+              <w:t>históricas</w:t>
+            </w:r>
+            <w:proofErr w:type="spellEnd"/>
+            <w:r>
+              <w:rPr>
+                <w:rFonts w:ascii="Segoe UI" w:hAnsi="Segoe UI"/>
+                <w:color w:val="334155"/>
+                <w:sz w:val="19"/>
+              </w:rPr>
+              <w:t xml:space="preserve"> en Via Rolandino y Via San Carlo</w:t>
+            </w:r>
+          </w:p>
+        </w:tc>
+        <w:tc>
+          <w:tcPr>
+            <w:tcW w:w="2880" w:type="dxa"/>
+            <w:shd w:val="clear" w:color="auto" w:fill="FFFFFF"/>
+            <w:tcMar>
+              <w:top w:w="140" w:type="dxa"/>
+              <w:left w:w="180" w:type="dxa"/>
+              <w:bottom w:w="140" w:type="dxa"/>
+              <w:right w:w="180" w:type="dxa"/>
+            </w:tcMar>
+          </w:tcPr>
+          <w:p>
+            <w:pPr>
+              <w:spacing w:before="40" w:after="40"/>
+            </w:pPr>
+            <w:r>
+              <w:rPr>
+                <w:rFonts w:ascii="Segoe UI" w:hAnsi="Segoe UI"/>
+                <w:color w:val="2563EB"/>
+                <w:sz w:val="19"/>
+                <w:u w:val="single"/>
+              </w:rPr>
+              <w:t xml:space="preserve">ASBO - </w:t>
+            </w:r>
+            <w:proofErr w:type="spellStart"/>
+            <w:r>
+              <w:rPr>
+                <w:rFonts w:ascii="Segoe UI" w:hAnsi="Segoe UI"/>
+                <w:color w:val="2563EB"/>
+                <w:sz w:val="19"/>
+                <w:u w:val="single"/>
+              </w:rPr>
+              <w:t>Archivos</w:t>
+            </w:r>
+            <w:proofErr w:type="spellEnd"/>
+            <w:r>
+              <w:rPr>
+                <w:rFonts w:ascii="Segoe UI" w:hAnsi="Segoe UI"/>
+                <w:color w:val="2563EB"/>
+                <w:sz w:val="19"/>
+                <w:u w:val="single"/>
+              </w:rPr>
+              <w:t xml:space="preserve"> </w:t>
+            </w:r>
+            <w:proofErr w:type="spellStart"/>
+            <w:r>
+              <w:rPr>
+                <w:rFonts w:ascii="Segoe UI" w:hAnsi="Segoe UI"/>
+                <w:color w:val="2563EB"/>
+                <w:sz w:val="19"/>
+                <w:u w:val="single"/>
+              </w:rPr>
+              <w:t>Históricos</w:t>
+            </w:r>
+            <w:proofErr w:type="spellEnd"/>
+          </w:p>
+        </w:tc>
+      </w:tr>
+    </w:tbl>
+    <w:p/>
     <w:p/>
     <w:sectPr>
       <w:pgSz w:w="11906" w:h="16838"/>
@@ -109,6 +2448,163 @@
 </w:document>
 </file>
 
+<file path=word/numbering.xml><?xml version="1.0" encoding="utf-8"?>
+<w:numbering xmlns:wpc="http://schemas.microsoft.com/office/word/2010/wordprocessingCanvas" xmlns:cx="http://schemas.microsoft.com/office/drawing/2014/chartex" xmlns:cx1="http://schemas.microsoft.com/office/drawing/2015/9/8/chartex" xmlns:cx2="http://schemas.microsoft.com/office/drawing/2015/10/21/chartex" xmlns:cx3="http://schemas.microsoft.com/office/drawing/2016/5/9/chartex" xmlns:cx4="http://schemas.microsoft.com/office/drawing/2016/5/10/chartex" xmlns:cx5="http://schemas.microsoft.com/office/drawing/2016/5/11/chartex" xmlns:cx6="http://schemas.microsoft.com/office/drawing/2016/5/12/chartex" xmlns:cx7="http://schemas.microsoft.com/office/drawing/2016/5/13/chartex" xmlns:cx8="http://schemas.microsoft.com/office/drawing/2016/5/14/chartex" xmlns:mc="http://schemas.openxmlformats.org/markup-compatibility/2006" xmlns:aink="http://schemas.microsoft.com/office/drawing/2016/ink" xmlns:am3d="http://schemas.microsoft.com/office/drawing/2017/model3d" xmlns:o="urn:schemas-microsoft-com:office:office" xmlns:oel="http://schemas.microsoft.com/office/2019/extlst" xmlns:r="http://schemas.openxmlformats.org/officeDocument/2006/relationships" xmlns:m="http://schemas.openxmlformats.org/officeDocument/2006/math" xmlns:v="urn:schemas-microsoft-com:vml" xmlns:wp14="http://schemas.microsoft.com/office/word/2010/wordprocessingDrawing" xmlns:wp="http://schemas.openxmlformats.org/drawingml/2006/wordprocessingDrawing" xmlns:w10="urn:schemas-microsoft-com:office:word" xmlns:w="http://schemas.openxmlformats.org/wordprocessingml/2006/main" xmlns:w14="http://schemas.microsoft.com/office/word/2010/wordml" xmlns:w15="http://schemas.microsoft.com/office/word/2012/wordml" xmlns:w16cex="http://schemas.microsoft.com/office/word/2018/wordml/cex" xmlns:w16cid="http://schemas.microsoft.com/office/word/2016/wordml/cid" xmlns:w16="http://schemas.microsoft.com/office/word/2018/wordml" xmlns:w16du="http://schemas.microsoft.com/office/word/2023/wordml/word16du" xmlns:w16sdtdh="http://schemas.microsoft.com/office/word/2020/wordml/sdtdatahash" xmlns:w16sdtfl="http://schemas.microsoft.com/office/word/2024/wordml/sdtformatlock" xmlns:w16se="http://schemas.microsoft.com/office/word/2015/wordml/symex" xmlns:wpg="http://schemas.microsoft.com/office/word/2010/wordprocessingGroup" xmlns:wpi="http://schemas.microsoft.com/office/word/2010/wordprocessingInk" xmlns:wne="http://schemas.microsoft.com/office/word/2006/wordml" xmlns:wps="http://schemas.microsoft.com/office/word/2010/wordprocessingShape" mc:Ignorable="w14 w15 w16se w16cid w16 w16cex w16sdtdh w16sdtfl w16du wp14">
+  <w:abstractNum w:abstractNumId="0" w15:restartNumberingAfterBreak="0">
+    <w:nsid w:val="51212A53"/>
+    <w:multiLevelType w:val="multilevel"/>
+    <w:tmpl w:val="D02CE458"/>
+    <w:lvl w:ilvl="0">
+      <w:start w:val="1"/>
+      <w:numFmt w:val="bullet"/>
+      <w:lvlText w:val=""/>
+      <w:lvlJc w:val="left"/>
+      <w:pPr>
+        <w:tabs>
+          <w:tab w:val="num" w:pos="720"/>
+        </w:tabs>
+        <w:ind w:left="720" w:hanging="360"/>
+      </w:pPr>
+      <w:rPr>
+        <w:rFonts w:ascii="Symbol" w:hAnsi="Symbol" w:hint="default"/>
+        <w:sz w:val="20"/>
+      </w:rPr>
+    </w:lvl>
+    <w:lvl w:ilvl="1" w:tentative="1">
+      <w:start w:val="1"/>
+      <w:numFmt w:val="bullet"/>
+      <w:lvlText w:val="o"/>
+      <w:lvlJc w:val="left"/>
+      <w:pPr>
+        <w:tabs>
+          <w:tab w:val="num" w:pos="1440"/>
+        </w:tabs>
+        <w:ind w:left="1440" w:hanging="360"/>
+      </w:pPr>
+      <w:rPr>
+        <w:rFonts w:ascii="Courier New" w:hAnsi="Courier New" w:hint="default"/>
+        <w:sz w:val="20"/>
+      </w:rPr>
+    </w:lvl>
+    <w:lvl w:ilvl="2" w:tentative="1">
+      <w:start w:val="1"/>
+      <w:numFmt w:val="bullet"/>
+      <w:lvlText w:val=""/>
+      <w:lvlJc w:val="left"/>
+      <w:pPr>
+        <w:tabs>
+          <w:tab w:val="num" w:pos="2160"/>
+        </w:tabs>
+        <w:ind w:left="2160" w:hanging="360"/>
+      </w:pPr>
+      <w:rPr>
+        <w:rFonts w:ascii="Wingdings" w:hAnsi="Wingdings" w:hint="default"/>
+        <w:sz w:val="20"/>
+      </w:rPr>
+    </w:lvl>
+    <w:lvl w:ilvl="3" w:tentative="1">
+      <w:start w:val="1"/>
+      <w:numFmt w:val="bullet"/>
+      <w:lvlText w:val=""/>
+      <w:lvlJc w:val="left"/>
+      <w:pPr>
+        <w:tabs>
+          <w:tab w:val="num" w:pos="2880"/>
+        </w:tabs>
+        <w:ind w:left="2880" w:hanging="360"/>
+      </w:pPr>
+      <w:rPr>
+        <w:rFonts w:ascii="Wingdings" w:hAnsi="Wingdings" w:hint="default"/>
+        <w:sz w:val="20"/>
+      </w:rPr>
+    </w:lvl>
+    <w:lvl w:ilvl="4" w:tentative="1">
+      <w:start w:val="1"/>
+      <w:numFmt w:val="bullet"/>
+      <w:lvlText w:val=""/>
+      <w:lvlJc w:val="left"/>
+      <w:pPr>
+        <w:tabs>
+          <w:tab w:val="num" w:pos="3600"/>
+        </w:tabs>
+        <w:ind w:left="3600" w:hanging="360"/>
+      </w:pPr>
+      <w:rPr>
+        <w:rFonts w:ascii="Wingdings" w:hAnsi="Wingdings" w:hint="default"/>
+        <w:sz w:val="20"/>
+      </w:rPr>
+    </w:lvl>
+    <w:lvl w:ilvl="5" w:tentative="1">
+      <w:start w:val="1"/>
+      <w:numFmt w:val="bullet"/>
+      <w:lvlText w:val=""/>
+      <w:lvlJc w:val="left"/>
+      <w:pPr>
+        <w:tabs>
+          <w:tab w:val="num" w:pos="4320"/>
+        </w:tabs>
+        <w:ind w:left="4320" w:hanging="360"/>
+      </w:pPr>
+      <w:rPr>
+        <w:rFonts w:ascii="Wingdings" w:hAnsi="Wingdings" w:hint="default"/>
+        <w:sz w:val="20"/>
+      </w:rPr>
+    </w:lvl>
+    <w:lvl w:ilvl="6" w:tentative="1">
+      <w:start w:val="1"/>
+      <w:numFmt w:val="bullet"/>
+      <w:lvlText w:val=""/>
+      <w:lvlJc w:val="left"/>
+      <w:pPr>
+        <w:tabs>
+          <w:tab w:val="num" w:pos="5040"/>
+        </w:tabs>
+        <w:ind w:left="5040" w:hanging="360"/>
+      </w:pPr>
+      <w:rPr>
+        <w:rFonts w:ascii="Wingdings" w:hAnsi="Wingdings" w:hint="default"/>
+        <w:sz w:val="20"/>
+      </w:rPr>
+    </w:lvl>
+    <w:lvl w:ilvl="7" w:tentative="1">
+      <w:start w:val="1"/>
+      <w:numFmt w:val="bullet"/>
+      <w:lvlText w:val=""/>
+      <w:lvlJc w:val="left"/>
+      <w:pPr>
+        <w:tabs>
+          <w:tab w:val="num" w:pos="5760"/>
+        </w:tabs>
+        <w:ind w:left="5760" w:hanging="360"/>
+      </w:pPr>
+      <w:rPr>
+        <w:rFonts w:ascii="Wingdings" w:hAnsi="Wingdings" w:hint="default"/>
+        <w:sz w:val="20"/>
+      </w:rPr>
+    </w:lvl>
+    <w:lvl w:ilvl="8" w:tentative="1">
+      <w:start w:val="1"/>
+      <w:numFmt w:val="bullet"/>
+      <w:lvlText w:val=""/>
+      <w:lvlJc w:val="left"/>
+      <w:pPr>
+        <w:tabs>
+          <w:tab w:val="num" w:pos="6480"/>
+        </w:tabs>
+        <w:ind w:left="6480" w:hanging="360"/>
+      </w:pPr>
+      <w:rPr>
+        <w:rFonts w:ascii="Wingdings" w:hAnsi="Wingdings" w:hint="default"/>
+        <w:sz w:val="20"/>
+      </w:rPr>
+    </w:lvl>
+  </w:abstractNum>
+  <w:num w:numId="1" w16cid:durableId="1640842951">
+    <w:abstractNumId w:val="0"/>
+  </w:num>
+</w:numbering>
+</file>
+
 <file path=word/styles.xml><?xml version="1.0" encoding="utf-8"?>
 <w:styles xmlns:mc="http://schemas.openxmlformats.org/markup-compatibility/2006" xmlns:r="http://schemas.openxmlformats.org/officeDocument/2006/relationships" xmlns:w="http://schemas.openxmlformats.org/wordprocessingml/2006/main" xmlns:w14="http://schemas.microsoft.com/office/word/2010/wordml" xmlns:w15="http://schemas.microsoft.com/office/word/2012/wordml" xmlns:w16cex="http://schemas.microsoft.com/office/word/2018/wordml/cex" xmlns:w16cid="http://schemas.microsoft.com/office/word/2016/wordml/cid" xmlns:w16="http://schemas.microsoft.com/office/word/2018/wordml" xmlns:w16du="http://schemas.microsoft.com/office/word/2023/wordml/word16du" xmlns:w16sdtdh="http://schemas.microsoft.com/office/word/2020/wordml/sdtdatahash" xmlns:w16sdtfl="http://schemas.microsoft.com/office/word/2024/wordml/sdtformatlock" xmlns:w16se="http://schemas.microsoft.com/office/word/2015/wordml/symex" mc:Ignorable="w14 w15 w16se w16cid w16 w16cex w16sdtdh w16sdtfl w16du">
   <w:docDefaults>
@@ -118,7 +2614,7 @@
         <w:kern w:val="2"/>
         <w:sz w:val="24"/>
         <w:szCs w:val="24"/>
-        <w:lang w:val="es" w:eastAsia="en-US" w:bidi="ar-SA"/>
+        <w:lang w:val="it-IT" w:eastAsia="en-US" w:bidi="ar-SA"/>
         <w14:ligatures w14:val="standardContextual"/>
       </w:rPr>
     </w:rPrDefault>
@@ -517,7 +3013,7 @@
     <w:link w:val="Titolo1Carattere"/>
     <w:uiPriority w:val="9"/>
     <w:qFormat/>
-    <w:rsid w:val="009C7734"/>
+    <w:rsid w:val="001D1135"/>
     <w:pPr>
       <w:keepNext/>
       <w:keepLines/>
@@ -540,7 +3036,7 @@
     <w:semiHidden/>
     <w:unhideWhenUsed/>
     <w:qFormat/>
-    <w:rsid w:val="009C7734"/>
+    <w:rsid w:val="001D1135"/>
     <w:pPr>
       <w:keepNext/>
       <w:keepLines/>
@@ -563,7 +3059,7 @@
     <w:semiHidden/>
     <w:unhideWhenUsed/>
     <w:qFormat/>
-    <w:rsid w:val="009C7734"/>
+    <w:rsid w:val="001D1135"/>
     <w:pPr>
       <w:keepNext/>
       <w:keepLines/>
@@ -586,7 +3082,7 @@
     <w:semiHidden/>
     <w:unhideWhenUsed/>
     <w:qFormat/>
-    <w:rsid w:val="009C7734"/>
+    <w:rsid w:val="001D1135"/>
     <w:pPr>
       <w:keepNext/>
       <w:keepLines/>
@@ -609,7 +3105,7 @@
     <w:semiHidden/>
     <w:unhideWhenUsed/>
     <w:qFormat/>
-    <w:rsid w:val="009C7734"/>
+    <w:rsid w:val="001D1135"/>
     <w:pPr>
       <w:keepNext/>
       <w:keepLines/>
@@ -630,7 +3126,7 @@
     <w:semiHidden/>
     <w:unhideWhenUsed/>
     <w:qFormat/>
-    <w:rsid w:val="009C7734"/>
+    <w:rsid w:val="001D1135"/>
     <w:pPr>
       <w:keepNext/>
       <w:keepLines/>
@@ -653,7 +3149,7 @@
     <w:semiHidden/>
     <w:unhideWhenUsed/>
     <w:qFormat/>
-    <w:rsid w:val="009C7734"/>
+    <w:rsid w:val="001D1135"/>
     <w:pPr>
       <w:keepNext/>
       <w:keepLines/>
@@ -674,7 +3170,7 @@
     <w:semiHidden/>
     <w:unhideWhenUsed/>
     <w:qFormat/>
-    <w:rsid w:val="009C7734"/>
+    <w:rsid w:val="001D1135"/>
     <w:pPr>
       <w:keepNext/>
       <w:keepLines/>
@@ -697,7 +3193,7 @@
     <w:semiHidden/>
     <w:unhideWhenUsed/>
     <w:qFormat/>
-    <w:rsid w:val="009C7734"/>
+    <w:rsid w:val="001D1135"/>
     <w:pPr>
       <w:keepNext/>
       <w:keepLines/>
@@ -712,6 +3208,7 @@
   <w:style w:type="character" w:default="1" w:styleId="Carpredefinitoparagrafo">
     <w:name w:val="Default Paragraph Font"/>
     <w:uiPriority w:val="1"/>
+    <w:semiHidden/>
     <w:unhideWhenUsed/>
   </w:style>
   <w:style w:type="table" w:default="1" w:styleId="Tabellanormale">
@@ -740,7 +3237,7 @@
     <w:basedOn w:val="Carpredefinitoparagrafo"/>
     <w:link w:val="Titolo1"/>
     <w:uiPriority w:val="9"/>
-    <w:rsid w:val="009C7734"/>
+    <w:rsid w:val="001D1135"/>
     <w:rPr>
       <w:rFonts w:asciiTheme="majorHAnsi" w:eastAsiaTheme="majorEastAsia" w:hAnsiTheme="majorHAnsi" w:cstheme="majorBidi"/>
       <w:color w:val="0F4761" w:themeColor="accent1" w:themeShade="BF"/>
@@ -754,7 +3251,7 @@
     <w:link w:val="Titolo2"/>
     <w:uiPriority w:val="9"/>
     <w:semiHidden/>
-    <w:rsid w:val="009C7734"/>
+    <w:rsid w:val="001D1135"/>
     <w:rPr>
       <w:rFonts w:asciiTheme="majorHAnsi" w:eastAsiaTheme="majorEastAsia" w:hAnsiTheme="majorHAnsi" w:cstheme="majorBidi"/>
       <w:color w:val="0F4761" w:themeColor="accent1" w:themeShade="BF"/>
@@ -768,7 +3265,7 @@
     <w:link w:val="Titolo3"/>
     <w:uiPriority w:val="9"/>
     <w:semiHidden/>
-    <w:rsid w:val="009C7734"/>
+    <w:rsid w:val="001D1135"/>
     <w:rPr>
       <w:rFonts w:eastAsiaTheme="majorEastAsia" w:cstheme="majorBidi"/>
       <w:color w:val="0F4761" w:themeColor="accent1" w:themeShade="BF"/>
@@ -782,7 +3279,7 @@
     <w:link w:val="Titolo4"/>
     <w:uiPriority w:val="9"/>
     <w:semiHidden/>
-    <w:rsid w:val="009C7734"/>
+    <w:rsid w:val="001D1135"/>
     <w:rPr>
       <w:rFonts w:eastAsiaTheme="majorEastAsia" w:cstheme="majorBidi"/>
       <w:i/>
@@ -796,7 +3293,7 @@
     <w:link w:val="Titolo5"/>
     <w:uiPriority w:val="9"/>
     <w:semiHidden/>
-    <w:rsid w:val="009C7734"/>
+    <w:rsid w:val="001D1135"/>
     <w:rPr>
       <w:rFonts w:eastAsiaTheme="majorEastAsia" w:cstheme="majorBidi"/>
       <w:color w:val="0F4761" w:themeColor="accent1" w:themeShade="BF"/>
@@ -808,7 +3305,7 @@
     <w:link w:val="Titolo6"/>
     <w:uiPriority w:val="9"/>
     <w:semiHidden/>
-    <w:rsid w:val="009C7734"/>
+    <w:rsid w:val="001D1135"/>
     <w:rPr>
       <w:rFonts w:eastAsiaTheme="majorEastAsia" w:cstheme="majorBidi"/>
       <w:i/>
@@ -822,7 +3319,7 @@
     <w:link w:val="Titolo7"/>
     <w:uiPriority w:val="9"/>
     <w:semiHidden/>
-    <w:rsid w:val="009C7734"/>
+    <w:rsid w:val="001D1135"/>
     <w:rPr>
       <w:rFonts w:eastAsiaTheme="majorEastAsia" w:cstheme="majorBidi"/>
       <w:color w:val="595959" w:themeColor="text1" w:themeTint="A6"/>
@@ -834,7 +3331,7 @@
     <w:link w:val="Titolo8"/>
     <w:uiPriority w:val="9"/>
     <w:semiHidden/>
-    <w:rsid w:val="009C7734"/>
+    <w:rsid w:val="001D1135"/>
     <w:rPr>
       <w:rFonts w:eastAsiaTheme="majorEastAsia" w:cstheme="majorBidi"/>
       <w:i/>
@@ -848,7 +3345,7 @@
     <w:link w:val="Titolo9"/>
     <w:uiPriority w:val="9"/>
     <w:semiHidden/>
-    <w:rsid w:val="009C7734"/>
+    <w:rsid w:val="001D1135"/>
     <w:rPr>
       <w:rFonts w:eastAsiaTheme="majorEastAsia" w:cstheme="majorBidi"/>
       <w:color w:val="272727" w:themeColor="text1" w:themeTint="D8"/>
@@ -861,7 +3358,7 @@
     <w:link w:val="TitoloCarattere"/>
     <w:uiPriority w:val="10"/>
     <w:qFormat/>
-    <w:rsid w:val="009C7734"/>
+    <w:rsid w:val="001D1135"/>
     <w:pPr>
       <w:spacing w:after="80" w:line="240" w:lineRule="auto"/>
       <w:contextualSpacing/>
@@ -879,7 +3376,7 @@
     <w:basedOn w:val="Carpredefinitoparagrafo"/>
     <w:link w:val="Titolo"/>
     <w:uiPriority w:val="10"/>
-    <w:rsid w:val="009C7734"/>
+    <w:rsid w:val="001D1135"/>
     <w:rPr>
       <w:rFonts w:asciiTheme="majorHAnsi" w:eastAsiaTheme="majorEastAsia" w:hAnsiTheme="majorHAnsi" w:cstheme="majorBidi"/>
       <w:spacing w:val="-10"/>
@@ -895,7 +3392,7 @@
     <w:link w:val="SottotitoloCarattere"/>
     <w:uiPriority w:val="11"/>
     <w:qFormat/>
-    <w:rsid w:val="009C7734"/>
+    <w:rsid w:val="001D1135"/>
     <w:pPr>
       <w:numPr>
         <w:ilvl w:val="1"/>
@@ -914,7 +3411,7 @@
     <w:basedOn w:val="Carpredefinitoparagrafo"/>
     <w:link w:val="Sottotitolo"/>
     <w:uiPriority w:val="11"/>
-    <w:rsid w:val="009C7734"/>
+    <w:rsid w:val="001D1135"/>
     <w:rPr>
       <w:rFonts w:eastAsiaTheme="majorEastAsia" w:cstheme="majorBidi"/>
       <w:color w:val="595959" w:themeColor="text1" w:themeTint="A6"/>
@@ -930,7 +3427,7 @@
     <w:link w:val="CitazioneCarattere"/>
     <w:uiPriority w:val="29"/>
     <w:qFormat/>
-    <w:rsid w:val="009C7734"/>
+    <w:rsid w:val="001D1135"/>
     <w:pPr>
       <w:spacing w:before="160"/>
       <w:jc w:val="center"/>
@@ -946,7 +3443,7 @@
     <w:basedOn w:val="Carpredefinitoparagrafo"/>
     <w:link w:val="Citazione"/>
     <w:uiPriority w:val="29"/>
-    <w:rsid w:val="009C7734"/>
+    <w:rsid w:val="001D1135"/>
     <w:rPr>
       <w:i/>
       <w:iCs/>
@@ -958,7 +3455,7 @@
     <w:basedOn w:val="Normale"/>
     <w:uiPriority w:val="34"/>
     <w:qFormat/>
-    <w:rsid w:val="009C7734"/>
+    <w:rsid w:val="001D1135"/>
     <w:pPr>
       <w:ind w:left="720"/>
       <w:contextualSpacing/>
@@ -969,7 +3466,7 @@
     <w:basedOn w:val="Carpredefinitoparagrafo"/>
     <w:uiPriority w:val="21"/>
     <w:qFormat/>
-    <w:rsid w:val="009C7734"/>
+    <w:rsid w:val="001D1135"/>
     <w:rPr>
       <w:i/>
       <w:iCs/>
@@ -983,7 +3480,7 @@
     <w:link w:val="CitazioneintensaCarattere"/>
     <w:uiPriority w:val="30"/>
     <w:qFormat/>
-    <w:rsid w:val="009C7734"/>
+    <w:rsid w:val="001D1135"/>
     <w:pPr>
       <w:pBdr>
         <w:top w:val="single" w:sz="4" w:space="10" w:color="0F4761" w:themeColor="accent1" w:themeShade="BF"/>
@@ -1004,7 +3501,7 @@
     <w:basedOn w:val="Carpredefinitoparagrafo"/>
     <w:link w:val="Citazioneintensa"/>
     <w:uiPriority w:val="30"/>
-    <w:rsid w:val="009C7734"/>
+    <w:rsid w:val="001D1135"/>
     <w:rPr>
       <w:i/>
       <w:iCs/>
@@ -1016,7 +3513,7 @@
     <w:basedOn w:val="Carpredefinitoparagrafo"/>
     <w:uiPriority w:val="32"/>
     <w:qFormat/>
-    <w:rsid w:val="009C7734"/>
+    <w:rsid w:val="001D1135"/>
     <w:rPr>
       <w:b/>
       <w:bCs/>

--- a/DOCS_DA_CONVERTIRE/carracci_es.docx
+++ b/DOCS_DA_CONVERTIRE/carracci_es.docx
@@ -1090,7 +1090,7 @@
           <w:noProof/>
         </w:rPr>
         <w:drawing>
-          <wp:inline distT="0" distB="0" distL="0" distR="0" wp14:anchorId="4E4E6375" wp14:editId="6EA234C6">
+          <wp:inline distT="0" distB="0" distL="0" distR="0" wp14:anchorId="4E4E6375" wp14:editId="4E03186F">
             <wp:extent cx="6120130" cy="3974465"/>
             <wp:effectExtent l="0" t="0" r="0" b="6985"/>
             <wp:docPr id="582525503" name="Immagine 3"/>
@@ -1335,1109 +1335,185 @@
         <w:t>.</w:t>
       </w:r>
     </w:p>
+    <w:p/>
     <w:p>
-      <w:pPr>
-        <w:spacing w:before="240"/>
-      </w:pPr>
       <w:r>
         <w:rPr>
-          <w:rFonts w:ascii="Segoe UI" w:hAnsi="Segoe UI"/>
+          <w:rFonts w:ascii="Arial" w:hAnsi="Arial"/>
           <w:b/>
-          <w:color w:val="1E3A8A"/>
+          <w:color w:val="1A365D"/>
           <w:sz w:val="26"/>
         </w:rPr>
-        <w:lastRenderedPageBreak/>
         <w:t>Tabella delle Fonti e Certificazione</w:t>
       </w:r>
     </w:p>
     <w:tbl>
       <w:tblPr>
-        <w:tblW w:w="0" w:type="auto"/>
+        <w:tblW w:type="auto" w:w="0"/>
         <w:jc w:val="center"/>
-        <w:tblBorders>
-          <w:top w:val="single" w:sz="4" w:space="0" w:color="CBD5E1"/>
-          <w:bottom w:val="single" w:sz="4" w:space="0" w:color="CBD5E1"/>
-          <w:insideH w:val="single" w:sz="4" w:space="0" w:color="CBD5E1"/>
-          <w:insideV w:val="single" w:sz="4" w:space="0" w:color="CBD5E1"/>
-        </w:tblBorders>
-        <w:tblLook w:val="04A0" w:firstRow="1" w:lastRow="0" w:firstColumn="1" w:lastColumn="0" w:noHBand="0" w:noVBand="1"/>
+        <w:tblLook w:firstColumn="1" w:firstRow="1" w:lastColumn="0" w:lastRow="0" w:noHBand="0" w:noVBand="1" w:val="04A0"/>
       </w:tblPr>
       <w:tblGrid>
-        <w:gridCol w:w="2880"/>
-        <w:gridCol w:w="2880"/>
-        <w:gridCol w:w="2880"/>
+        <w:gridCol w:w="4819"/>
+        <w:gridCol w:w="4819"/>
       </w:tblGrid>
       <w:tr>
-        <w:trPr>
-          <w:jc w:val="center"/>
-        </w:trPr>
         <w:tc>
           <w:tcPr>
-            <w:tcW w:w="2880" w:type="dxa"/>
-            <w:shd w:val="clear" w:color="auto" w:fill="1E3A8A"/>
-            <w:tcMar>
-              <w:top w:w="140" w:type="dxa"/>
-              <w:left w:w="180" w:type="dxa"/>
-              <w:bottom w:w="140" w:type="dxa"/>
-              <w:right w:w="180" w:type="dxa"/>
-            </w:tcMar>
+            <w:tcW w:type="dxa" w:w="4819"/>
+            <w:shd w:fill="1A365D"/>
           </w:tcPr>
           <w:p>
-            <w:pPr>
-              <w:spacing w:before="40" w:after="40"/>
-            </w:pPr>
             <w:r>
               <w:rPr>
-                <w:rFonts w:ascii="Segoe UI" w:hAnsi="Segoe UI"/>
+                <w:rFonts w:ascii="Arial" w:hAnsi="Arial"/>
                 <w:b/>
                 <w:color w:val="FFFFFF"/>
-                <w:sz w:val="19"/>
+                <w:sz w:val="20"/>
               </w:rPr>
-              <w:t xml:space="preserve">Fuente / </w:t>
-            </w:r>
-            <w:proofErr w:type="spellStart"/>
-            <w:r>
-              <w:rPr>
-                <w:rFonts w:ascii="Segoe UI" w:hAnsi="Segoe UI"/>
-                <w:b/>
-                <w:color w:val="FFFFFF"/>
-                <w:sz w:val="19"/>
-              </w:rPr>
-              <w:t>Referencia</w:t>
-            </w:r>
-            <w:proofErr w:type="spellEnd"/>
-            <w:r>
-              <w:rPr>
-                <w:rFonts w:ascii="Segoe UI" w:hAnsi="Segoe UI"/>
-                <w:b/>
-                <w:color w:val="FFFFFF"/>
-                <w:sz w:val="19"/>
-              </w:rPr>
-              <w:t xml:space="preserve"> </w:t>
-            </w:r>
-            <w:proofErr w:type="spellStart"/>
-            <w:r>
-              <w:rPr>
-                <w:rFonts w:ascii="Segoe UI" w:hAnsi="Segoe UI"/>
-                <w:b/>
-                <w:color w:val="FFFFFF"/>
-                <w:sz w:val="19"/>
-              </w:rPr>
-              <w:t>Histórica</w:t>
-            </w:r>
-            <w:proofErr w:type="spellEnd"/>
-          </w:p>
-        </w:tc>
-        <w:tc>
-          <w:tcPr>
-            <w:tcW w:w="2880" w:type="dxa"/>
-            <w:shd w:val="clear" w:color="auto" w:fill="1E3A8A"/>
-            <w:tcMar>
-              <w:top w:w="140" w:type="dxa"/>
-              <w:left w:w="180" w:type="dxa"/>
-              <w:bottom w:w="140" w:type="dxa"/>
-              <w:right w:w="180" w:type="dxa"/>
-            </w:tcMar>
-          </w:tcPr>
-          <w:p>
-            <w:pPr>
-              <w:spacing w:before="40" w:after="40"/>
-            </w:pPr>
-            <w:proofErr w:type="spellStart"/>
-            <w:r>
-              <w:rPr>
-                <w:rFonts w:ascii="Segoe UI" w:hAnsi="Segoe UI"/>
-                <w:b/>
-                <w:color w:val="FFFFFF"/>
-                <w:sz w:val="19"/>
-              </w:rPr>
-              <w:t>Ámbito</w:t>
-            </w:r>
-            <w:proofErr w:type="spellEnd"/>
-            <w:r>
-              <w:rPr>
-                <w:rFonts w:ascii="Segoe UI" w:hAnsi="Segoe UI"/>
-                <w:b/>
-                <w:color w:val="FFFFFF"/>
-                <w:sz w:val="19"/>
-              </w:rPr>
-              <w:t xml:space="preserve"> de </w:t>
-            </w:r>
-            <w:proofErr w:type="spellStart"/>
-            <w:r>
-              <w:rPr>
-                <w:rFonts w:ascii="Segoe UI" w:hAnsi="Segoe UI"/>
-                <w:b/>
-                <w:color w:val="FFFFFF"/>
-                <w:sz w:val="19"/>
-              </w:rPr>
-              <w:t>Verificación</w:t>
-            </w:r>
-            <w:proofErr w:type="spellEnd"/>
-          </w:p>
-        </w:tc>
-        <w:tc>
-          <w:tcPr>
-            <w:tcW w:w="2880" w:type="dxa"/>
-            <w:shd w:val="clear" w:color="auto" w:fill="1E3A8A"/>
-            <w:tcMar>
-              <w:top w:w="140" w:type="dxa"/>
-              <w:left w:w="180" w:type="dxa"/>
-              <w:bottom w:w="140" w:type="dxa"/>
-              <w:right w:w="180" w:type="dxa"/>
-            </w:tcMar>
-          </w:tcPr>
-          <w:p>
-            <w:pPr>
-              <w:spacing w:before="40" w:after="40"/>
-            </w:pPr>
-            <w:proofErr w:type="spellStart"/>
-            <w:r>
-              <w:rPr>
-                <w:rFonts w:ascii="Segoe UI" w:hAnsi="Segoe UI"/>
-                <w:b/>
-                <w:color w:val="FFFFFF"/>
-                <w:sz w:val="19"/>
-              </w:rPr>
-              <w:t>Enlace</w:t>
-            </w:r>
-            <w:proofErr w:type="spellEnd"/>
-            <w:r>
-              <w:rPr>
-                <w:rFonts w:ascii="Segoe UI" w:hAnsi="Segoe UI"/>
-                <w:b/>
-                <w:color w:val="FFFFFF"/>
-                <w:sz w:val="19"/>
-              </w:rPr>
-              <w:t xml:space="preserve"> / </w:t>
-            </w:r>
-            <w:proofErr w:type="spellStart"/>
-            <w:r>
-              <w:rPr>
-                <w:rFonts w:ascii="Segoe UI" w:hAnsi="Segoe UI"/>
-                <w:b/>
-                <w:color w:val="FFFFFF"/>
-                <w:sz w:val="19"/>
-              </w:rPr>
-              <w:t>Certificación</w:t>
-            </w:r>
-            <w:proofErr w:type="spellEnd"/>
-          </w:p>
-        </w:tc>
-      </w:tr>
-      <w:tr>
-        <w:trPr>
-          <w:jc w:val="center"/>
-        </w:trPr>
-        <w:tc>
-          <w:tcPr>
-            <w:tcW w:w="2880" w:type="dxa"/>
-            <w:shd w:val="clear" w:color="auto" w:fill="F8FAFC"/>
-            <w:tcMar>
-              <w:top w:w="140" w:type="dxa"/>
-              <w:left w:w="180" w:type="dxa"/>
-              <w:bottom w:w="140" w:type="dxa"/>
-              <w:right w:w="180" w:type="dxa"/>
-            </w:tcMar>
-          </w:tcPr>
-          <w:p>
-            <w:pPr>
-              <w:spacing w:before="40" w:after="40"/>
-            </w:pPr>
-            <w:proofErr w:type="spellStart"/>
-            <w:r>
-              <w:rPr>
-                <w:rFonts w:ascii="Segoe UI" w:hAnsi="Segoe UI"/>
-                <w:color w:val="334155"/>
-                <w:sz w:val="19"/>
-              </w:rPr>
-              <w:t>Superintendencia</w:t>
-            </w:r>
-            <w:proofErr w:type="spellEnd"/>
-            <w:r>
-              <w:rPr>
-                <w:rFonts w:ascii="Segoe UI" w:hAnsi="Segoe UI"/>
-                <w:color w:val="334155"/>
-                <w:sz w:val="19"/>
-              </w:rPr>
-              <w:t xml:space="preserve"> de </w:t>
-            </w:r>
-            <w:proofErr w:type="spellStart"/>
-            <w:r>
-              <w:rPr>
-                <w:rFonts w:ascii="Segoe UI" w:hAnsi="Segoe UI"/>
-                <w:color w:val="334155"/>
-                <w:sz w:val="19"/>
-              </w:rPr>
-              <w:t>Arqueología</w:t>
-            </w:r>
-            <w:proofErr w:type="spellEnd"/>
-            <w:r>
-              <w:rPr>
-                <w:rFonts w:ascii="Segoe UI" w:hAnsi="Segoe UI"/>
-                <w:color w:val="334155"/>
-                <w:sz w:val="19"/>
-              </w:rPr>
-              <w:t xml:space="preserve">, Bellas Artes y </w:t>
-            </w:r>
-            <w:proofErr w:type="spellStart"/>
-            <w:r>
-              <w:rPr>
-                <w:rFonts w:ascii="Segoe UI" w:hAnsi="Segoe UI"/>
-                <w:color w:val="334155"/>
-                <w:sz w:val="19"/>
-              </w:rPr>
-              <w:t>Paisaje</w:t>
-            </w:r>
-            <w:proofErr w:type="spellEnd"/>
-            <w:r>
-              <w:rPr>
-                <w:rFonts w:ascii="Segoe UI" w:hAnsi="Segoe UI"/>
-                <w:color w:val="334155"/>
-                <w:sz w:val="19"/>
-              </w:rPr>
-              <w:t xml:space="preserve"> para la </w:t>
-            </w:r>
-            <w:proofErr w:type="spellStart"/>
-            <w:r>
-              <w:rPr>
-                <w:rFonts w:ascii="Segoe UI" w:hAnsi="Segoe UI"/>
-                <w:color w:val="334155"/>
-                <w:sz w:val="19"/>
-              </w:rPr>
-              <w:t>ciudad</w:t>
-            </w:r>
-            <w:proofErr w:type="spellEnd"/>
-            <w:r>
-              <w:rPr>
-                <w:rFonts w:ascii="Segoe UI" w:hAnsi="Segoe UI"/>
-                <w:color w:val="334155"/>
-                <w:sz w:val="19"/>
-              </w:rPr>
-              <w:t xml:space="preserve"> metropolitana de </w:t>
-            </w:r>
-            <w:proofErr w:type="spellStart"/>
-            <w:r>
-              <w:rPr>
-                <w:rFonts w:ascii="Segoe UI" w:hAnsi="Segoe UI"/>
-                <w:color w:val="334155"/>
-                <w:sz w:val="19"/>
-              </w:rPr>
-              <w:t>Bolonia</w:t>
-            </w:r>
-            <w:proofErr w:type="spellEnd"/>
-          </w:p>
-        </w:tc>
-        <w:tc>
-          <w:tcPr>
-            <w:tcW w:w="2880" w:type="dxa"/>
-            <w:shd w:val="clear" w:color="auto" w:fill="F8FAFC"/>
-            <w:tcMar>
-              <w:top w:w="140" w:type="dxa"/>
-              <w:left w:w="180" w:type="dxa"/>
-              <w:bottom w:w="140" w:type="dxa"/>
-              <w:right w:w="180" w:type="dxa"/>
-            </w:tcMar>
-          </w:tcPr>
-          <w:p>
-            <w:pPr>
-              <w:spacing w:before="40" w:after="40"/>
-            </w:pPr>
-            <w:proofErr w:type="spellStart"/>
-            <w:r>
-              <w:rPr>
-                <w:rFonts w:ascii="Segoe UI" w:hAnsi="Segoe UI"/>
-                <w:color w:val="334155"/>
-                <w:sz w:val="19"/>
-              </w:rPr>
-              <w:t>Protección</w:t>
-            </w:r>
-            <w:proofErr w:type="spellEnd"/>
-            <w:r>
-              <w:rPr>
-                <w:rFonts w:ascii="Segoe UI" w:hAnsi="Segoe UI"/>
-                <w:color w:val="334155"/>
-                <w:sz w:val="19"/>
-              </w:rPr>
-              <w:t xml:space="preserve"> y </w:t>
-            </w:r>
-            <w:proofErr w:type="spellStart"/>
-            <w:r>
-              <w:rPr>
-                <w:rFonts w:ascii="Segoe UI" w:hAnsi="Segoe UI"/>
-                <w:color w:val="334155"/>
-                <w:sz w:val="19"/>
-              </w:rPr>
-              <w:t>catalogación</w:t>
-            </w:r>
-            <w:proofErr w:type="spellEnd"/>
-            <w:r>
-              <w:rPr>
-                <w:rFonts w:ascii="Segoe UI" w:hAnsi="Segoe UI"/>
-                <w:color w:val="334155"/>
-                <w:sz w:val="19"/>
-              </w:rPr>
-              <w:t xml:space="preserve"> </w:t>
-            </w:r>
-            <w:proofErr w:type="spellStart"/>
-            <w:r>
-              <w:rPr>
-                <w:rFonts w:ascii="Segoe UI" w:hAnsi="Segoe UI"/>
-                <w:color w:val="334155"/>
-                <w:sz w:val="19"/>
-              </w:rPr>
-              <w:t>arquitectónica</w:t>
-            </w:r>
-            <w:proofErr w:type="spellEnd"/>
-            <w:r>
-              <w:rPr>
-                <w:rFonts w:ascii="Segoe UI" w:hAnsi="Segoe UI"/>
-                <w:color w:val="334155"/>
-                <w:sz w:val="19"/>
-              </w:rPr>
-              <w:t xml:space="preserve"> del </w:t>
-            </w:r>
-            <w:proofErr w:type="spellStart"/>
-            <w:r>
-              <w:rPr>
-                <w:rFonts w:ascii="Segoe UI" w:hAnsi="Segoe UI"/>
-                <w:color w:val="334155"/>
-                <w:sz w:val="19"/>
-              </w:rPr>
-              <w:t>inmueble</w:t>
-            </w:r>
-            <w:proofErr w:type="spellEnd"/>
-            <w:r>
-              <w:rPr>
-                <w:rFonts w:ascii="Segoe UI" w:hAnsi="Segoe UI"/>
-                <w:color w:val="334155"/>
-                <w:sz w:val="19"/>
-              </w:rPr>
-              <w:t xml:space="preserve"> en Via San Carlo 19</w:t>
+              <w:t>Affermazione del testo</w:t>
             </w:r>
           </w:p>
         </w:tc>
         <w:tc>
           <w:tcPr>
-            <w:tcW w:w="2880" w:type="dxa"/>
-            <w:shd w:val="clear" w:color="auto" w:fill="F8FAFC"/>
-            <w:tcMar>
-              <w:top w:w="140" w:type="dxa"/>
-              <w:left w:w="180" w:type="dxa"/>
-              <w:bottom w:w="140" w:type="dxa"/>
-              <w:right w:w="180" w:type="dxa"/>
-            </w:tcMar>
+            <w:tcW w:type="dxa" w:w="4819"/>
+            <w:shd w:fill="1A365D"/>
           </w:tcPr>
           <w:p>
-            <w:pPr>
-              <w:spacing w:before="40" w:after="40"/>
-            </w:pPr>
             <w:r>
               <w:rPr>
-                <w:rFonts w:ascii="Segoe UI" w:hAnsi="Segoe UI"/>
-                <w:color w:val="2563EB"/>
-                <w:sz w:val="19"/>
-                <w:u w:val="single"/>
+                <w:rFonts w:ascii="Arial" w:hAnsi="Arial"/>
+                <w:b/>
+                <w:color w:val="FFFFFF"/>
+                <w:sz w:val="20"/>
               </w:rPr>
-              <w:t xml:space="preserve">SABAP </w:t>
-            </w:r>
-            <w:proofErr w:type="spellStart"/>
-            <w:r>
-              <w:rPr>
-                <w:rFonts w:ascii="Segoe UI" w:hAnsi="Segoe UI"/>
-                <w:color w:val="2563EB"/>
-                <w:sz w:val="19"/>
-                <w:u w:val="single"/>
-              </w:rPr>
-              <w:t>Bolonia</w:t>
-            </w:r>
-            <w:proofErr w:type="spellEnd"/>
-            <w:r>
-              <w:rPr>
-                <w:rFonts w:ascii="Segoe UI" w:hAnsi="Segoe UI"/>
-                <w:color w:val="2563EB"/>
-                <w:sz w:val="19"/>
-                <w:u w:val="single"/>
-              </w:rPr>
-              <w:t xml:space="preserve"> - </w:t>
-            </w:r>
-            <w:proofErr w:type="spellStart"/>
-            <w:r>
-              <w:rPr>
-                <w:rFonts w:ascii="Segoe UI" w:hAnsi="Segoe UI"/>
-                <w:color w:val="2563EB"/>
-                <w:sz w:val="19"/>
-                <w:u w:val="single"/>
-              </w:rPr>
-              <w:t>Catálogo</w:t>
-            </w:r>
-            <w:proofErr w:type="spellEnd"/>
-            <w:r>
-              <w:rPr>
-                <w:rFonts w:ascii="Segoe UI" w:hAnsi="Segoe UI"/>
-                <w:color w:val="2563EB"/>
-                <w:sz w:val="19"/>
-                <w:u w:val="single"/>
-              </w:rPr>
-              <w:t xml:space="preserve"> de Patrimonio</w:t>
+              <w:t>Fonte Certificata</w:t>
             </w:r>
           </w:p>
         </w:tc>
       </w:tr>
       <w:tr>
-        <w:trPr>
-          <w:jc w:val="center"/>
-        </w:trPr>
         <w:tc>
           <w:tcPr>
-            <w:tcW w:w="2880" w:type="dxa"/>
-            <w:shd w:val="clear" w:color="auto" w:fill="FFFFFF"/>
-            <w:tcMar>
-              <w:top w:w="140" w:type="dxa"/>
-              <w:left w:w="180" w:type="dxa"/>
-              <w:bottom w:w="140" w:type="dxa"/>
-              <w:right w:w="180" w:type="dxa"/>
-            </w:tcMar>
+            <w:tcW w:type="dxa" w:w="4819"/>
           </w:tcPr>
           <w:p>
-            <w:pPr>
-              <w:spacing w:before="40" w:after="40"/>
-            </w:pPr>
-            <w:proofErr w:type="spellStart"/>
             <w:r>
               <w:rPr>
-                <w:rFonts w:ascii="Segoe UI" w:hAnsi="Segoe UI"/>
-                <w:color w:val="334155"/>
+                <w:rFonts w:ascii="Arial" w:hAnsi="Arial"/>
                 <w:sz w:val="19"/>
               </w:rPr>
-              <w:t>Diccionario</w:t>
-            </w:r>
-            <w:proofErr w:type="spellEnd"/>
-            <w:r>
-              <w:rPr>
-                <w:rFonts w:ascii="Segoe UI" w:hAnsi="Segoe UI"/>
-                <w:color w:val="334155"/>
-                <w:sz w:val="19"/>
-              </w:rPr>
-              <w:t xml:space="preserve"> </w:t>
-            </w:r>
-            <w:proofErr w:type="spellStart"/>
-            <w:r>
-              <w:rPr>
-                <w:rFonts w:ascii="Segoe UI" w:hAnsi="Segoe UI"/>
-                <w:color w:val="334155"/>
-                <w:sz w:val="19"/>
-              </w:rPr>
-              <w:t>Biográfico</w:t>
-            </w:r>
-            <w:proofErr w:type="spellEnd"/>
-            <w:r>
-              <w:rPr>
-                <w:rFonts w:ascii="Segoe UI" w:hAnsi="Segoe UI"/>
-                <w:color w:val="334155"/>
-                <w:sz w:val="19"/>
-              </w:rPr>
-              <w:t xml:space="preserve"> de </w:t>
-            </w:r>
-            <w:proofErr w:type="spellStart"/>
-            <w:r>
-              <w:rPr>
-                <w:rFonts w:ascii="Segoe UI" w:hAnsi="Segoe UI"/>
-                <w:color w:val="334155"/>
-                <w:sz w:val="19"/>
-              </w:rPr>
-              <w:t>los</w:t>
-            </w:r>
-            <w:proofErr w:type="spellEnd"/>
-            <w:r>
-              <w:rPr>
-                <w:rFonts w:ascii="Segoe UI" w:hAnsi="Segoe UI"/>
-                <w:color w:val="334155"/>
-                <w:sz w:val="19"/>
-              </w:rPr>
-              <w:t xml:space="preserve"> </w:t>
-            </w:r>
-            <w:proofErr w:type="spellStart"/>
-            <w:r>
-              <w:rPr>
-                <w:rFonts w:ascii="Segoe UI" w:hAnsi="Segoe UI"/>
-                <w:color w:val="334155"/>
-                <w:sz w:val="19"/>
-              </w:rPr>
-              <w:t>Italianos</w:t>
-            </w:r>
-            <w:proofErr w:type="spellEnd"/>
-            <w:r>
-              <w:rPr>
-                <w:rFonts w:ascii="Segoe UI" w:hAnsi="Segoe UI"/>
-                <w:color w:val="334155"/>
-                <w:sz w:val="19"/>
-              </w:rPr>
-              <w:t xml:space="preserve"> (Treccani) - </w:t>
-            </w:r>
-            <w:proofErr w:type="spellStart"/>
-            <w:r>
-              <w:rPr>
-                <w:rFonts w:ascii="Segoe UI" w:hAnsi="Segoe UI"/>
-                <w:color w:val="334155"/>
-                <w:sz w:val="19"/>
-              </w:rPr>
-              <w:t>Volumen</w:t>
-            </w:r>
-            <w:proofErr w:type="spellEnd"/>
-            <w:r>
-              <w:rPr>
-                <w:rFonts w:ascii="Segoe UI" w:hAnsi="Segoe UI"/>
-                <w:color w:val="334155"/>
-                <w:sz w:val="19"/>
-              </w:rPr>
-              <w:t xml:space="preserve"> 20</w:t>
+              <w:t>Superintendencia de Arqueología, Bellas Artes y Paisaje para la ciudad metropolitana de Bolonia</w:t>
             </w:r>
           </w:p>
         </w:tc>
         <w:tc>
           <w:tcPr>
-            <w:tcW w:w="2880" w:type="dxa"/>
-            <w:shd w:val="clear" w:color="auto" w:fill="FFFFFF"/>
-            <w:tcMar>
-              <w:top w:w="140" w:type="dxa"/>
-              <w:left w:w="180" w:type="dxa"/>
-              <w:bottom w:w="140" w:type="dxa"/>
-              <w:right w:w="180" w:type="dxa"/>
-            </w:tcMar>
+            <w:tcW w:type="dxa" w:w="4819"/>
           </w:tcPr>
           <w:p>
-            <w:pPr>
-              <w:spacing w:before="40" w:after="40"/>
-            </w:pPr>
-            <w:proofErr w:type="spellStart"/>
             <w:r>
               <w:rPr>
-                <w:rFonts w:ascii="Segoe UI" w:hAnsi="Segoe UI"/>
-                <w:color w:val="334155"/>
+                <w:rFonts w:ascii="Arial" w:hAnsi="Arial"/>
                 <w:sz w:val="19"/>
               </w:rPr>
-              <w:t>Verificación</w:t>
+              <w:t>Protección y catalogación arquitectónica del inmueble en Via San Carlo 19</w:t>
             </w:r>
-            <w:proofErr w:type="spellEnd"/>
+          </w:p>
+        </w:tc>
+      </w:tr>
+      <w:tr>
+        <w:tc>
+          <w:tcPr>
+            <w:tcW w:type="dxa" w:w="4819"/>
+          </w:tcPr>
+          <w:p>
             <w:r>
               <w:rPr>
-                <w:rFonts w:ascii="Segoe UI" w:hAnsi="Segoe UI"/>
-                <w:color w:val="334155"/>
+                <w:rFonts w:ascii="Arial" w:hAnsi="Arial"/>
                 <w:sz w:val="19"/>
               </w:rPr>
-              <w:t xml:space="preserve"> de </w:t>
-            </w:r>
-            <w:proofErr w:type="spellStart"/>
-            <w:r>
-              <w:rPr>
-                <w:rFonts w:ascii="Segoe UI" w:hAnsi="Segoe UI"/>
-                <w:color w:val="334155"/>
-                <w:sz w:val="19"/>
-              </w:rPr>
-              <w:t>las</w:t>
-            </w:r>
-            <w:proofErr w:type="spellEnd"/>
-            <w:r>
-              <w:rPr>
-                <w:rFonts w:ascii="Segoe UI" w:hAnsi="Segoe UI"/>
-                <w:color w:val="334155"/>
-                <w:sz w:val="19"/>
-              </w:rPr>
-              <w:t xml:space="preserve"> </w:t>
-            </w:r>
-            <w:proofErr w:type="spellStart"/>
-            <w:r>
-              <w:rPr>
-                <w:rFonts w:ascii="Segoe UI" w:hAnsi="Segoe UI"/>
-                <w:color w:val="334155"/>
-                <w:sz w:val="19"/>
-              </w:rPr>
-              <w:t>fechas</w:t>
-            </w:r>
-            <w:proofErr w:type="spellEnd"/>
-            <w:r>
-              <w:rPr>
-                <w:rFonts w:ascii="Segoe UI" w:hAnsi="Segoe UI"/>
-                <w:color w:val="334155"/>
-                <w:sz w:val="19"/>
-              </w:rPr>
-              <w:t xml:space="preserve"> </w:t>
-            </w:r>
-            <w:proofErr w:type="spellStart"/>
-            <w:r>
-              <w:rPr>
-                <w:rFonts w:ascii="Segoe UI" w:hAnsi="Segoe UI"/>
-                <w:color w:val="334155"/>
-                <w:sz w:val="19"/>
-              </w:rPr>
-              <w:t>biográficas</w:t>
-            </w:r>
-            <w:proofErr w:type="spellEnd"/>
-            <w:r>
-              <w:rPr>
-                <w:rFonts w:ascii="Segoe UI" w:hAnsi="Segoe UI"/>
-                <w:color w:val="334155"/>
-                <w:sz w:val="19"/>
-              </w:rPr>
-              <w:t xml:space="preserve"> de Ludovico Carracci (1555–1619)</w:t>
+              <w:t>Diccionario Biográfico de los Italianos (Treccani) - Volumen 20</w:t>
             </w:r>
           </w:p>
         </w:tc>
         <w:tc>
           <w:tcPr>
-            <w:tcW w:w="2880" w:type="dxa"/>
-            <w:shd w:val="clear" w:color="auto" w:fill="FFFFFF"/>
-            <w:tcMar>
-              <w:top w:w="140" w:type="dxa"/>
-              <w:left w:w="180" w:type="dxa"/>
-              <w:bottom w:w="140" w:type="dxa"/>
-              <w:right w:w="180" w:type="dxa"/>
-            </w:tcMar>
+            <w:tcW w:type="dxa" w:w="4819"/>
           </w:tcPr>
           <w:p>
-            <w:pPr>
-              <w:spacing w:before="40" w:after="40"/>
-            </w:pPr>
             <w:r>
               <w:rPr>
-                <w:rFonts w:ascii="Segoe UI" w:hAnsi="Segoe UI"/>
-                <w:color w:val="2563EB"/>
+                <w:rFonts w:ascii="Arial" w:hAnsi="Arial"/>
                 <w:sz w:val="19"/>
-                <w:u w:val="single"/>
               </w:rPr>
-              <w:t>Treccani - Ludovico Carracci</w:t>
+              <w:t>Verificación de las fechas biográficas de Ludovico Carracci (1555–1619)</w:t>
             </w:r>
           </w:p>
         </w:tc>
       </w:tr>
       <w:tr>
-        <w:trPr>
-          <w:jc w:val="center"/>
-        </w:trPr>
         <w:tc>
           <w:tcPr>
-            <w:tcW w:w="2880" w:type="dxa"/>
-            <w:shd w:val="clear" w:color="auto" w:fill="F8FAFC"/>
-            <w:tcMar>
-              <w:top w:w="140" w:type="dxa"/>
-              <w:left w:w="180" w:type="dxa"/>
-              <w:bottom w:w="140" w:type="dxa"/>
-              <w:right w:w="180" w:type="dxa"/>
-            </w:tcMar>
+            <w:tcW w:type="dxa" w:w="4819"/>
           </w:tcPr>
           <w:p>
-            <w:pPr>
-              <w:spacing w:before="40" w:after="40"/>
-            </w:pPr>
             <w:r>
               <w:rPr>
-                <w:rFonts w:ascii="Segoe UI" w:hAnsi="Segoe UI"/>
-                <w:color w:val="334155"/>
+                <w:rFonts w:ascii="Arial" w:hAnsi="Arial"/>
                 <w:sz w:val="19"/>
               </w:rPr>
-              <w:t xml:space="preserve">Biblioteca Salaborsa - </w:t>
-            </w:r>
-            <w:proofErr w:type="spellStart"/>
-            <w:r>
-              <w:rPr>
-                <w:rFonts w:ascii="Segoe UI" w:hAnsi="Segoe UI"/>
-                <w:color w:val="334155"/>
-                <w:sz w:val="19"/>
-              </w:rPr>
-              <w:t>Cronología</w:t>
-            </w:r>
-            <w:proofErr w:type="spellEnd"/>
-            <w:r>
-              <w:rPr>
-                <w:rFonts w:ascii="Segoe UI" w:hAnsi="Segoe UI"/>
-                <w:color w:val="334155"/>
-                <w:sz w:val="19"/>
-              </w:rPr>
-              <w:t xml:space="preserve"> de </w:t>
-            </w:r>
-            <w:proofErr w:type="spellStart"/>
-            <w:r>
-              <w:rPr>
-                <w:rFonts w:ascii="Segoe UI" w:hAnsi="Segoe UI"/>
-                <w:color w:val="334155"/>
-                <w:sz w:val="19"/>
-              </w:rPr>
-              <w:t>Bolonia</w:t>
-            </w:r>
-            <w:proofErr w:type="spellEnd"/>
-          </w:p>
-        </w:tc>
-        <w:tc>
-          <w:tcPr>
-            <w:tcW w:w="2880" w:type="dxa"/>
-            <w:shd w:val="clear" w:color="auto" w:fill="F8FAFC"/>
-            <w:tcMar>
-              <w:top w:w="140" w:type="dxa"/>
-              <w:left w:w="180" w:type="dxa"/>
-              <w:bottom w:w="140" w:type="dxa"/>
-              <w:right w:w="180" w:type="dxa"/>
-            </w:tcMar>
-          </w:tcPr>
-          <w:p>
-            <w:pPr>
-              <w:spacing w:before="40" w:after="40"/>
-            </w:pPr>
-            <w:r>
-              <w:rPr>
-                <w:rFonts w:ascii="Segoe UI" w:hAnsi="Segoe UI"/>
-                <w:color w:val="334155"/>
-                <w:sz w:val="19"/>
-              </w:rPr>
-              <w:t xml:space="preserve">Historia de la Accademia degli Incamminati y </w:t>
-            </w:r>
-            <w:proofErr w:type="spellStart"/>
-            <w:r>
-              <w:rPr>
-                <w:rFonts w:ascii="Segoe UI" w:hAnsi="Segoe UI"/>
-                <w:color w:val="334155"/>
-                <w:sz w:val="19"/>
-              </w:rPr>
-              <w:t>sedes</w:t>
-            </w:r>
-            <w:proofErr w:type="spellEnd"/>
-            <w:r>
-              <w:rPr>
-                <w:rFonts w:ascii="Segoe UI" w:hAnsi="Segoe UI"/>
-                <w:color w:val="334155"/>
-                <w:sz w:val="19"/>
-              </w:rPr>
-              <w:t xml:space="preserve"> </w:t>
-            </w:r>
-            <w:proofErr w:type="spellStart"/>
-            <w:r>
-              <w:rPr>
-                <w:rFonts w:ascii="Segoe UI" w:hAnsi="Segoe UI"/>
-                <w:color w:val="334155"/>
-                <w:sz w:val="19"/>
-              </w:rPr>
-              <w:t>históricas</w:t>
-            </w:r>
-            <w:proofErr w:type="spellEnd"/>
-            <w:r>
-              <w:rPr>
-                <w:rFonts w:ascii="Segoe UI" w:hAnsi="Segoe UI"/>
-                <w:color w:val="334155"/>
-                <w:sz w:val="19"/>
-              </w:rPr>
-              <w:t xml:space="preserve"> de </w:t>
-            </w:r>
-            <w:proofErr w:type="spellStart"/>
-            <w:r>
-              <w:rPr>
-                <w:rFonts w:ascii="Segoe UI" w:hAnsi="Segoe UI"/>
-                <w:color w:val="334155"/>
-                <w:sz w:val="19"/>
-              </w:rPr>
-              <w:t>los</w:t>
-            </w:r>
-            <w:proofErr w:type="spellEnd"/>
-            <w:r>
-              <w:rPr>
-                <w:rFonts w:ascii="Segoe UI" w:hAnsi="Segoe UI"/>
-                <w:color w:val="334155"/>
-                <w:sz w:val="19"/>
-              </w:rPr>
-              <w:t xml:space="preserve"> Carracci</w:t>
+              <w:t>Biblioteca Salaborsa - Cronología de Bolonia</w:t>
             </w:r>
           </w:p>
         </w:tc>
         <w:tc>
           <w:tcPr>
-            <w:tcW w:w="2880" w:type="dxa"/>
-            <w:shd w:val="clear" w:color="auto" w:fill="F8FAFC"/>
-            <w:tcMar>
-              <w:top w:w="140" w:type="dxa"/>
-              <w:left w:w="180" w:type="dxa"/>
-              <w:bottom w:w="140" w:type="dxa"/>
-              <w:right w:w="180" w:type="dxa"/>
-            </w:tcMar>
+            <w:tcW w:type="dxa" w:w="4819"/>
           </w:tcPr>
           <w:p>
-            <w:pPr>
-              <w:spacing w:before="40" w:after="40"/>
-            </w:pPr>
             <w:r>
               <w:rPr>
-                <w:rFonts w:ascii="Segoe UI" w:hAnsi="Segoe UI"/>
-                <w:color w:val="2563EB"/>
+                <w:rFonts w:ascii="Arial" w:hAnsi="Arial"/>
                 <w:sz w:val="19"/>
-                <w:u w:val="single"/>
               </w:rPr>
-              <w:t xml:space="preserve">Salaborsa - </w:t>
+              <w:t>Historia de la Accademia degli Incamminati y sedes históricas de los Carracci</w:t>
             </w:r>
-            <w:proofErr w:type="spellStart"/>
-            <w:r>
-              <w:rPr>
-                <w:rFonts w:ascii="Segoe UI" w:hAnsi="Segoe UI"/>
-                <w:color w:val="2563EB"/>
-                <w:sz w:val="19"/>
-                <w:u w:val="single"/>
-              </w:rPr>
-              <w:t>Cronología</w:t>
-            </w:r>
-            <w:proofErr w:type="spellEnd"/>
           </w:p>
         </w:tc>
       </w:tr>
       <w:tr>
-        <w:trPr>
-          <w:jc w:val="center"/>
-        </w:trPr>
         <w:tc>
           <w:tcPr>
-            <w:tcW w:w="2880" w:type="dxa"/>
-            <w:shd w:val="clear" w:color="auto" w:fill="FFFFFF"/>
-            <w:tcMar>
-              <w:top w:w="140" w:type="dxa"/>
-              <w:left w:w="180" w:type="dxa"/>
-              <w:bottom w:w="140" w:type="dxa"/>
-              <w:right w:w="180" w:type="dxa"/>
-            </w:tcMar>
+            <w:tcW w:type="dxa" w:w="4819"/>
           </w:tcPr>
           <w:p>
-            <w:pPr>
-              <w:spacing w:before="40" w:after="40"/>
-            </w:pPr>
-            <w:proofErr w:type="spellStart"/>
             <w:r>
               <w:rPr>
-                <w:rFonts w:ascii="Segoe UI" w:hAnsi="Segoe UI"/>
-                <w:color w:val="334155"/>
+                <w:rFonts w:ascii="Arial" w:hAnsi="Arial"/>
                 <w:sz w:val="19"/>
               </w:rPr>
-              <w:t>Dirección</w:t>
-            </w:r>
-            <w:proofErr w:type="spellEnd"/>
-            <w:r>
-              <w:rPr>
-                <w:rFonts w:ascii="Segoe UI" w:hAnsi="Segoe UI"/>
-                <w:color w:val="334155"/>
-                <w:sz w:val="19"/>
-              </w:rPr>
-              <w:t xml:space="preserve"> General de </w:t>
-            </w:r>
-            <w:proofErr w:type="spellStart"/>
-            <w:r>
-              <w:rPr>
-                <w:rFonts w:ascii="Segoe UI" w:hAnsi="Segoe UI"/>
-                <w:color w:val="334155"/>
-                <w:sz w:val="19"/>
-              </w:rPr>
-              <w:t>Archivos</w:t>
-            </w:r>
-            <w:proofErr w:type="spellEnd"/>
-            <w:r>
-              <w:rPr>
-                <w:rFonts w:ascii="Segoe UI" w:hAnsi="Segoe UI"/>
-                <w:color w:val="334155"/>
-                <w:sz w:val="19"/>
-              </w:rPr>
-              <w:t xml:space="preserve"> - </w:t>
-            </w:r>
-            <w:proofErr w:type="spellStart"/>
-            <w:r>
-              <w:rPr>
-                <w:rFonts w:ascii="Segoe UI" w:hAnsi="Segoe UI"/>
-                <w:color w:val="334155"/>
-                <w:sz w:val="19"/>
-              </w:rPr>
-              <w:t>Archivo</w:t>
-            </w:r>
-            <w:proofErr w:type="spellEnd"/>
-            <w:r>
-              <w:rPr>
-                <w:rFonts w:ascii="Segoe UI" w:hAnsi="Segoe UI"/>
-                <w:color w:val="334155"/>
-                <w:sz w:val="19"/>
-              </w:rPr>
-              <w:t xml:space="preserve"> de </w:t>
-            </w:r>
-            <w:proofErr w:type="spellStart"/>
-            <w:r>
-              <w:rPr>
-                <w:rFonts w:ascii="Segoe UI" w:hAnsi="Segoe UI"/>
-                <w:color w:val="334155"/>
-                <w:sz w:val="19"/>
-              </w:rPr>
-              <w:t>Estado</w:t>
-            </w:r>
-            <w:proofErr w:type="spellEnd"/>
-            <w:r>
-              <w:rPr>
-                <w:rFonts w:ascii="Segoe UI" w:hAnsi="Segoe UI"/>
-                <w:color w:val="334155"/>
-                <w:sz w:val="19"/>
-              </w:rPr>
-              <w:t xml:space="preserve"> de </w:t>
-            </w:r>
-            <w:proofErr w:type="spellStart"/>
-            <w:r>
-              <w:rPr>
-                <w:rFonts w:ascii="Segoe UI" w:hAnsi="Segoe UI"/>
-                <w:color w:val="334155"/>
-                <w:sz w:val="19"/>
-              </w:rPr>
-              <w:t>Bolonia</w:t>
-            </w:r>
-            <w:proofErr w:type="spellEnd"/>
-          </w:p>
-        </w:tc>
-        <w:tc>
-          <w:tcPr>
-            <w:tcW w:w="2880" w:type="dxa"/>
-            <w:shd w:val="clear" w:color="auto" w:fill="FFFFFF"/>
-            <w:tcMar>
-              <w:top w:w="140" w:type="dxa"/>
-              <w:left w:w="180" w:type="dxa"/>
-              <w:bottom w:w="140" w:type="dxa"/>
-              <w:right w:w="180" w:type="dxa"/>
-            </w:tcMar>
-          </w:tcPr>
-          <w:p>
-            <w:pPr>
-              <w:spacing w:before="40" w:after="40"/>
-            </w:pPr>
-            <w:proofErr w:type="spellStart"/>
-            <w:r>
-              <w:rPr>
-                <w:rFonts w:ascii="Segoe UI" w:hAnsi="Segoe UI"/>
-                <w:color w:val="334155"/>
-                <w:sz w:val="19"/>
-              </w:rPr>
-              <w:t>Documentación</w:t>
-            </w:r>
-            <w:proofErr w:type="spellEnd"/>
-            <w:r>
-              <w:rPr>
-                <w:rFonts w:ascii="Segoe UI" w:hAnsi="Segoe UI"/>
-                <w:color w:val="334155"/>
-                <w:sz w:val="19"/>
-              </w:rPr>
-              <w:t xml:space="preserve"> </w:t>
-            </w:r>
-            <w:proofErr w:type="spellStart"/>
-            <w:r>
-              <w:rPr>
-                <w:rFonts w:ascii="Segoe UI" w:hAnsi="Segoe UI"/>
-                <w:color w:val="334155"/>
-                <w:sz w:val="19"/>
-              </w:rPr>
-              <w:t>catastral</w:t>
-            </w:r>
-            <w:proofErr w:type="spellEnd"/>
-            <w:r>
-              <w:rPr>
-                <w:rFonts w:ascii="Segoe UI" w:hAnsi="Segoe UI"/>
-                <w:color w:val="334155"/>
-                <w:sz w:val="19"/>
-              </w:rPr>
-              <w:t xml:space="preserve"> y </w:t>
-            </w:r>
-            <w:proofErr w:type="spellStart"/>
-            <w:r>
-              <w:rPr>
-                <w:rFonts w:ascii="Segoe UI" w:hAnsi="Segoe UI"/>
-                <w:color w:val="334155"/>
-                <w:sz w:val="19"/>
-              </w:rPr>
-              <w:t>propiedades</w:t>
-            </w:r>
-            <w:proofErr w:type="spellEnd"/>
-            <w:r>
-              <w:rPr>
-                <w:rFonts w:ascii="Segoe UI" w:hAnsi="Segoe UI"/>
-                <w:color w:val="334155"/>
-                <w:sz w:val="19"/>
-              </w:rPr>
-              <w:t xml:space="preserve"> </w:t>
-            </w:r>
-            <w:proofErr w:type="spellStart"/>
-            <w:r>
-              <w:rPr>
-                <w:rFonts w:ascii="Segoe UI" w:hAnsi="Segoe UI"/>
-                <w:color w:val="334155"/>
-                <w:sz w:val="19"/>
-              </w:rPr>
-              <w:t>históricas</w:t>
-            </w:r>
-            <w:proofErr w:type="spellEnd"/>
-            <w:r>
-              <w:rPr>
-                <w:rFonts w:ascii="Segoe UI" w:hAnsi="Segoe UI"/>
-                <w:color w:val="334155"/>
-                <w:sz w:val="19"/>
-              </w:rPr>
-              <w:t xml:space="preserve"> en Via Rolandino y Via San Carlo</w:t>
+              <w:t>Dirección General de Archivos - Archivo de Estado de Bolonia</w:t>
             </w:r>
           </w:p>
         </w:tc>
         <w:tc>
           <w:tcPr>
-            <w:tcW w:w="2880" w:type="dxa"/>
-            <w:shd w:val="clear" w:color="auto" w:fill="FFFFFF"/>
-            <w:tcMar>
-              <w:top w:w="140" w:type="dxa"/>
-              <w:left w:w="180" w:type="dxa"/>
-              <w:bottom w:w="140" w:type="dxa"/>
-              <w:right w:w="180" w:type="dxa"/>
-            </w:tcMar>
+            <w:tcW w:type="dxa" w:w="4819"/>
           </w:tcPr>
           <w:p>
-            <w:pPr>
-              <w:spacing w:before="40" w:after="40"/>
-            </w:pPr>
             <w:r>
               <w:rPr>
-                <w:rFonts w:ascii="Segoe UI" w:hAnsi="Segoe UI"/>
-                <w:color w:val="2563EB"/>
+                <w:rFonts w:ascii="Arial" w:hAnsi="Arial"/>
                 <w:sz w:val="19"/>
-                <w:u w:val="single"/>
               </w:rPr>
-              <w:t xml:space="preserve">ASBO - </w:t>
+              <w:t>Documentación catastral y propiedades históricas en Via Rolandino y Via San Carlo</w:t>
             </w:r>
-            <w:proofErr w:type="spellStart"/>
-            <w:r>
-              <w:rPr>
-                <w:rFonts w:ascii="Segoe UI" w:hAnsi="Segoe UI"/>
-                <w:color w:val="2563EB"/>
-                <w:sz w:val="19"/>
-                <w:u w:val="single"/>
-              </w:rPr>
-              <w:t>Archivos</w:t>
-            </w:r>
-            <w:proofErr w:type="spellEnd"/>
-            <w:r>
-              <w:rPr>
-                <w:rFonts w:ascii="Segoe UI" w:hAnsi="Segoe UI"/>
-                <w:color w:val="2563EB"/>
-                <w:sz w:val="19"/>
-                <w:u w:val="single"/>
-              </w:rPr>
-              <w:t xml:space="preserve"> </w:t>
-            </w:r>
-            <w:proofErr w:type="spellStart"/>
-            <w:r>
-              <w:rPr>
-                <w:rFonts w:ascii="Segoe UI" w:hAnsi="Segoe UI"/>
-                <w:color w:val="2563EB"/>
-                <w:sz w:val="19"/>
-                <w:u w:val="single"/>
-              </w:rPr>
-              <w:t>Históricos</w:t>
-            </w:r>
-            <w:proofErr w:type="spellEnd"/>
           </w:p>
         </w:tc>
       </w:tr>
     </w:tbl>
-    <w:p/>
-    <w:p/>
     <w:sectPr>
       <w:pgSz w:w="11906" w:h="16838"/>
       <w:pgMar w:top="1417" w:right="1134" w:bottom="1134" w:left="1134" w:header="708" w:footer="708" w:gutter="0"/>
